--- a/documentos/fase1/05_Modelo_ER_Barker_CrowsFoot.docx
+++ b/documentos/fase1/05_Modelo_ER_Barker_CrowsFoot.docx
@@ -346,7 +346,7 @@
           <w:bCs/>
           <w:lang w:val="es-CO"/>
         </w:rPr>
-        <w:t xml:space="preserve">Oracle SQL</w:t>
+        <w:t xml:space="preserve">MySQL</w:t>
       </w:r>
       <w:r>
         <w:rPr>
@@ -362,13 +362,31 @@
           <w:bCs/>
           <w:lang w:val="es-CO"/>
         </w:rPr>
-        <w:t xml:space="preserve">Developer Data Modeler 24.3</w:t>
-      </w:r>
-      <w:r>
-        <w:rPr>
-          <w:lang w:val="es-CO"/>
-        </w:rPr>
-        <w:t xml:space="preserve">, con las dos notaciones que acepta el enunciado:</w:t>
+        <w:t xml:space="preserve">Workbench 8.0</w:t>
+      </w:r>
+      <w:r>
+        <w:rPr>
+          <w:lang w:val="es-CO"/>
+        </w:rPr>
+        <w:t xml:space="preserve"> </w:t>
+      </w:r>
+      <w:r>
+        <w:rPr>
+          <w:lang w:val="es-CO"/>
+        </w:rPr>
+        <w:t xml:space="preserve">(la herramienta que acepta el enunciado junto con Data Modeler y la que usamos para gestionar la base</w:t>
+      </w:r>
+      <w:r>
+        <w:rPr>
+          <w:lang w:val="es-CO"/>
+        </w:rPr>
+        <w:t xml:space="preserve"> </w:t>
+      </w:r>
+      <w:r>
+        <w:rPr>
+          <w:lang w:val="es-CO"/>
+        </w:rPr>
+        <w:t xml:space="preserve">MySQL). Se presenta con las dos notaciones de relación que pide el enunciado:</w:t>
       </w:r>
       <w:r>
         <w:rPr>
@@ -394,19 +412,7 @@
         <w:rPr>
           <w:lang w:val="es-CO"/>
         </w:rPr>
-        <w:t xml:space="preserve">(la notación por defecto del</w:t>
-      </w:r>
-      <w:r>
-        <w:rPr>
-          <w:lang w:val="es-CO"/>
-        </w:rPr>
-        <w:t xml:space="preserve"> </w:t>
-      </w:r>
-      <w:r>
-        <w:rPr>
-          <w:lang w:val="es-CO"/>
-        </w:rPr>
-        <w:t xml:space="preserve">modelo lógico de Data Modeler) y</w:t>
+        <w:t xml:space="preserve">y</w:t>
       </w:r>
       <w:r>
         <w:rPr>
@@ -432,19 +438,19 @@
         <w:rPr>
           <w:lang w:val="es-CO"/>
         </w:rPr>
-        <w:t xml:space="preserve">o pata de gallina (notación de Ingeniería de la Información). El</w:t>
-      </w:r>
-      <w:r>
-        <w:rPr>
-          <w:lang w:val="es-CO"/>
-        </w:rPr>
-        <w:t xml:space="preserve"> </w:t>
-      </w:r>
-      <w:r>
-        <w:rPr>
-          <w:lang w:val="es-CO"/>
-        </w:rPr>
-        <w:t xml:space="preserve">diseño completo se entrega en el archivo</w:t>
+        <w:t xml:space="preserve">o pata de</w:t>
+      </w:r>
+      <w:r>
+        <w:rPr>
+          <w:lang w:val="es-CO"/>
+        </w:rPr>
+        <w:t xml:space="preserve"> </w:t>
+      </w:r>
+      <w:r>
+        <w:rPr>
+          <w:lang w:val="es-CO"/>
+        </w:rPr>
+        <w:t xml:space="preserve">gallina. Los modelos se entregan en la carpeta</w:t>
       </w:r>
       <w:r>
         <w:rPr>
@@ -457,13 +463,69 @@
           <w:rStyle w:val="VerbatimChar"/>
           <w:lang w:val="es-CO"/>
         </w:rPr>
-        <w:t xml:space="preserve">DataModeler/SIGEVET.dmd</w:t>
-      </w:r>
-      <w:r>
-        <w:rPr>
-          <w:lang w:val="es-CO"/>
-        </w:rPr>
-        <w:t xml:space="preserve">, que se abre directamente en Data Modeler.</w:t>
+        <w:t xml:space="preserve">Workbench</w:t>
+      </w:r>
+      <w:r>
+        <w:rPr>
+          <w:lang w:val="es-CO"/>
+        </w:rPr>
+        <w:t xml:space="preserve"> </w:t>
+      </w:r>
+      <w:r>
+        <w:rPr>
+          <w:lang w:val="es-CO"/>
+        </w:rPr>
+        <w:t xml:space="preserve">(</w:t>
+      </w:r>
+      <w:r>
+        <w:rPr>
+          <w:rStyle w:val="VerbatimChar"/>
+          <w:lang w:val="es-CO"/>
+        </w:rPr>
+        <w:t xml:space="preserve">SIGEVET_MER_Barker.mwb</w:t>
+      </w:r>
+      <w:r>
+        <w:rPr>
+          <w:lang w:val="es-CO"/>
+        </w:rPr>
+        <w:t xml:space="preserve"> </w:t>
+      </w:r>
+      <w:r>
+        <w:rPr>
+          <w:lang w:val="es-CO"/>
+        </w:rPr>
+        <w:t xml:space="preserve">y</w:t>
+      </w:r>
+      <w:r>
+        <w:rPr>
+          <w:lang w:val="es-CO"/>
+        </w:rPr>
+        <w:t xml:space="preserve"> </w:t>
+      </w:r>
+      <w:r>
+        <w:rPr>
+          <w:rStyle w:val="VerbatimChar"/>
+          <w:lang w:val="es-CO"/>
+        </w:rPr>
+        <w:t xml:space="preserve">SIGEVET_MER_CrowsFoot.mwb</w:t>
+      </w:r>
+      <w:r>
+        <w:rPr>
+          <w:lang w:val="es-CO"/>
+        </w:rPr>
+        <w:t xml:space="preserve">) y se</w:t>
+      </w:r>
+      <w:r>
+        <w:rPr>
+          <w:lang w:val="es-CO"/>
+        </w:rPr>
+        <w:t xml:space="preserve"> </w:t>
+      </w:r>
+      <w:r>
+        <w:rPr>
+          <w:lang w:val="es-CO"/>
+        </w:rPr>
+        <w:t xml:space="preserve">abren directamente en Workbench.</w:t>
       </w:r>
     </w:p>
     <w:p>
@@ -860,7 +922,21 @@
                 <w:sz w:val="19"/>
                 <w:lang w:val="es-CO"/>
               </w:rPr>
-              <w:t xml:space="preserve">*</w:t>
+              <w:t xml:space="preserve">•</w:t>
+            </w:r>
+            <w:r>
+              <w:rPr>
+                <w:sz w:val="19"/>
+                <w:lang w:val="es-CO"/>
+              </w:rPr>
+              <w:t xml:space="preserve"> </w:t>
+            </w:r>
+            <w:r>
+              <w:rPr>
+                <w:sz w:val="19"/>
+                <w:lang w:val="es-CO"/>
+              </w:rPr>
+              <w:t xml:space="preserve">(punto relleno)</w:t>
             </w:r>
           </w:p>
         </w:tc>
@@ -893,7 +969,21 @@
                 <w:sz w:val="19"/>
                 <w:lang w:val="es-CO"/>
               </w:rPr>
-              <w:t xml:space="preserve">o</w:t>
+              <w:t xml:space="preserve">○</w:t>
+            </w:r>
+            <w:r>
+              <w:rPr>
+                <w:sz w:val="19"/>
+                <w:lang w:val="es-CO"/>
+              </w:rPr>
+              <w:t xml:space="preserve"> </w:t>
+            </w:r>
+            <w:r>
+              <w:rPr>
+                <w:sz w:val="19"/>
+                <w:lang w:val="es-CO"/>
+              </w:rPr>
+              <w:t xml:space="preserve">(punto vacío)</w:t>
             </w:r>
           </w:p>
         </w:tc>
@@ -922,6 +1012,39 @@
             </w:pPr>
             <w:r>
               <w:rPr>
+                <w:rStyle w:val="VerbatimChar"/>
+                <w:sz w:val="19"/>
+                <w:lang w:val="es-CO"/>
+              </w:rPr>
+              <w:t xml:space="preserve">(FK)</w:t>
+            </w:r>
+          </w:p>
+        </w:tc>
+        <w:tc>
+          <w:tcPr/>
+          <w:p>
+            <w:pPr>
+              <w:pStyle w:val="Compact"/>
+            </w:pPr>
+            <w:r>
+              <w:rPr>
+                <w:sz w:val="19"/>
+                <w:lang w:val="es-CO"/>
+              </w:rPr>
+              <w:t xml:space="preserve">Atributo que viene de otra entidad por una relación</w:t>
+            </w:r>
+          </w:p>
+        </w:tc>
+      </w:tr>
+      <w:tr>
+        <w:tc>
+          <w:tcPr/>
+          <w:p>
+            <w:pPr>
+              <w:pStyle w:val="Compact"/>
+            </w:pPr>
+            <w:r>
+              <w:rPr>
                 <w:sz w:val="19"/>
                 <w:lang w:val="es-CO"/>
               </w:rPr>
@@ -1378,14 +1501,14 @@
       <w:r>
         <w:drawing>
           <wp:inline>
-            <wp:extent cx="5334000" cy="2369447"/>
+            <wp:extent cx="5334000" cy="3085279"/>
             <wp:effectExtent b="0" l="0" r="0" t="0"/>
-            <wp:docPr descr="Modelo lógico de SIGEVET en notación Barker (Oracle SQL Developer Data Modeler)" title="" id="22" name="Picture"/>
+            <wp:docPr descr="Modelo de SIGEVET en notación Barker (MySQL Workbench)" title="" id="22" name="Picture"/>
             <a:graphic>
               <a:graphicData uri="http://schemas.openxmlformats.org/drawingml/2006/picture">
                 <pic:pic>
                   <pic:nvPicPr>
-                    <pic:cNvPr descr="diagramas/png/dm_mer_barker.png" id="23" name="Picture"/>
+                    <pic:cNvPr descr="diagramas/png/wb_mer_barker_121042-21Oct2026.png" id="23" name="Picture"/>
                     <pic:cNvPicPr>
                       <a:picLocks noChangeArrowheads="1" noChangeAspect="1"/>
                     </pic:cNvPicPr>
@@ -1399,7 +1522,7 @@
                   <pic:spPr bwMode="auto">
                     <a:xfrm>
                       <a:off x="0" y="0"/>
-                      <a:ext cx="5334000" cy="2369447"/>
+                      <a:ext cx="5334000" cy="3085279"/>
                     </a:xfrm>
                     <a:prstGeom prst="rect">
                       <a:avLst/>
@@ -1426,7 +1549,7 @@
         <w:rPr>
           <w:lang w:val="es-CO"/>
         </w:rPr>
-        <w:t xml:space="preserve">Modelo lógico de SIGEVET en notación Barker (Oracle SQL Developer Data Modeler)</w:t>
+        <w:t xml:space="preserve">Modelo de SIGEVET en notación Barker (MySQL Workbench)</w:t>
       </w:r>
     </w:p>
     <w:p>
@@ -1490,19 +1613,19 @@
         <w:rPr>
           <w:lang w:val="es-CO"/>
         </w:rPr>
-        <w:t xml:space="preserve">identificadoras, que es como Data Modeler representa la especialización obtenida desde las tablas (opción 8A del</w:t>
-      </w:r>
-      <w:r>
-        <w:rPr>
-          <w:lang w:val="es-CO"/>
-        </w:rPr>
-        <w:t xml:space="preserve"> </w:t>
-      </w:r>
-      <w:r>
-        <w:rPr>
-          <w:lang w:val="es-CO"/>
-        </w:rPr>
-        <w:t xml:space="preserve">documento de modelo extendido). Las relaciones ATIENDE (con CITA), CERTIFICADO_EN y ASISTE se conectan al subtipo.</w:t>
+        <w:t xml:space="preserve">identificadoras, que es como Workbench representa la especialización llevada a tablas (opción 8A del documento de</w:t>
+      </w:r>
+      <w:r>
+        <w:rPr>
+          <w:lang w:val="es-CO"/>
+        </w:rPr>
+        <w:t xml:space="preserve"> </w:t>
+      </w:r>
+      <w:r>
+        <w:rPr>
+          <w:lang w:val="es-CO"/>
+        </w:rPr>
+        <w:t xml:space="preserve">modelo extendido). Las relaciones ATIENDE (con CITA), CERTIFICADO_EN y ASISTE se conectan al subtipo.</w:t>
       </w:r>
     </w:p>
     <w:p>
@@ -1928,14 +2051,14 @@
       <w:r>
         <w:drawing>
           <wp:inline>
-            <wp:extent cx="5334000" cy="1884930"/>
+            <wp:extent cx="5334000" cy="3124200"/>
             <wp:effectExtent b="0" l="0" r="0" t="0"/>
-            <wp:docPr descr="MER de SIGEVET en notación Crow’s Foot (Oracle SQL Developer Data Modeler)" title="" id="27" name="Picture"/>
+            <wp:docPr descr="MER de SIGEVET en notación Crow’s Foot (MySQL Workbench)" title="" id="27" name="Picture"/>
             <a:graphic>
               <a:graphicData uri="http://schemas.openxmlformats.org/drawingml/2006/picture">
                 <pic:pic>
                   <pic:nvPicPr>
-                    <pic:cNvPr descr="diagramas/png/dm_mer_crowsfoot.png" id="28" name="Picture"/>
+                    <pic:cNvPr descr="diagramas/png/wb_mer_crowsfoot_121042-21Oct2026.png" id="28" name="Picture"/>
                     <pic:cNvPicPr>
                       <a:picLocks noChangeArrowheads="1" noChangeAspect="1"/>
                     </pic:cNvPicPr>
@@ -1949,7 +2072,7 @@
                   <pic:spPr bwMode="auto">
                     <a:xfrm>
                       <a:off x="0" y="0"/>
-                      <a:ext cx="5334000" cy="1884930"/>
+                      <a:ext cx="5334000" cy="3124200"/>
                     </a:xfrm>
                     <a:prstGeom prst="rect">
                       <a:avLst/>
@@ -1976,7 +2099,7 @@
         <w:rPr>
           <w:lang w:val="es-CO"/>
         </w:rPr>
-        <w:t xml:space="preserve">MER de SIGEVET en notación Crow’s Foot (Oracle SQL Developer Data Modeler)</w:t>
+        <w:t xml:space="preserve">MER de SIGEVET en notación Crow’s Foot (MySQL Workbench)</w:t>
       </w:r>
     </w:p>
     <w:p>
@@ -1987,32 +2110,20 @@
         <w:rPr>
           <w:lang w:val="es-CO"/>
         </w:rPr>
-        <w:t xml:space="preserve">En esta notación Data Modeler muestra, además, el tipo de dato lógico de cada atributo (por ejemplo</w:t>
-      </w:r>
-      <w:r>
-        <w:rPr>
-          <w:lang w:val="es-CO"/>
-        </w:rPr>
-        <w:t xml:space="preserve"> </w:t>
+        <w:t xml:space="preserve">En esta vista Workbench muestra cada atributo con su tipo de dato de MySQL (</w:t>
       </w:r>
       <w:r>
         <w:rPr>
           <w:rStyle w:val="VerbatimChar"/>
           <w:lang w:val="es-CO"/>
         </w:rPr>
-        <w:t xml:space="preserve">NUMERIC_10_0_0</w:t>
-      </w:r>
-      <w:r>
-        <w:rPr>
-          <w:lang w:val="es-CO"/>
-        </w:rPr>
-        <w:t xml:space="preserve"> </w:t>
-      </w:r>
-      <w:r>
-        <w:rPr>
-          <w:lang w:val="es-CO"/>
-        </w:rPr>
-        <w:t xml:space="preserve">equivale a un número de 10 dígitos sin decimales y</w:t>
+        <w:t xml:space="preserve">INT</w:t>
+      </w:r>
+      <w:r>
+        <w:rPr>
+          <w:lang w:val="es-CO"/>
+        </w:rPr>
+        <w:t xml:space="preserve">,</w:t>
       </w:r>
       <w:r>
         <w:rPr>
@@ -2025,31 +2136,75 @@
           <w:rStyle w:val="VerbatimChar"/>
           <w:lang w:val="es-CO"/>
         </w:rPr>
-        <w:t xml:space="preserve">VARCHAR_0_0_60</w:t>
-      </w:r>
-      <w:r>
-        <w:rPr>
-          <w:lang w:val="es-CO"/>
-        </w:rPr>
-        <w:t xml:space="preserve"> </w:t>
-      </w:r>
-      <w:r>
-        <w:rPr>
-          <w:lang w:val="es-CO"/>
-        </w:rPr>
-        <w:t xml:space="preserve">a un texto de hasta 60 caracteres) y las marcas</w:t>
-      </w:r>
-      <w:r>
-        <w:rPr>
-          <w:lang w:val="es-CO"/>
-        </w:rPr>
-        <w:t xml:space="preserve"> </w:t>
-      </w:r>
-      <w:r>
-        <w:rPr>
-          <w:lang w:val="es-CO"/>
-        </w:rPr>
-        <w:t xml:space="preserve">P (llave primaria), F (llave foránea) y U (llave única).</w:t>
+        <w:t xml:space="preserve">VARCHAR(60)</w:t>
+      </w:r>
+      <w:r>
+        <w:rPr>
+          <w:lang w:val="es-CO"/>
+        </w:rPr>
+        <w:t xml:space="preserve">,</w:t>
+      </w:r>
+      <w:r>
+        <w:rPr>
+          <w:lang w:val="es-CO"/>
+        </w:rPr>
+        <w:t xml:space="preserve"> </w:t>
+      </w:r>
+      <w:r>
+        <w:rPr>
+          <w:rStyle w:val="VerbatimChar"/>
+          <w:lang w:val="es-CO"/>
+        </w:rPr>
+        <w:t xml:space="preserve">DATETIME</w:t>
+      </w:r>
+      <w:r>
+        <w:rPr>
+          <w:lang w:val="es-CO"/>
+        </w:rPr>
+        <w:t xml:space="preserve">,</w:t>
+      </w:r>
+      <w:r>
+        <w:rPr>
+          <w:lang w:val="es-CO"/>
+        </w:rPr>
+        <w:t xml:space="preserve"> </w:t>
+      </w:r>
+      <w:r>
+        <w:rPr>
+          <w:rStyle w:val="VerbatimChar"/>
+          <w:lang w:val="es-CO"/>
+        </w:rPr>
+        <w:t xml:space="preserve">DECIMAL(12,2)</w:t>
+      </w:r>
+      <w:r>
+        <w:rPr>
+          <w:lang w:val="es-CO"/>
+        </w:rPr>
+        <w:t xml:space="preserve">) y un ícono: llave amarilla para la llave primaria, rombo rojo para la llave foránea y rombo azul para</w:t>
+      </w:r>
+      <w:r>
+        <w:rPr>
+          <w:lang w:val="es-CO"/>
+        </w:rPr>
+        <w:t xml:space="preserve"> </w:t>
+      </w:r>
+      <w:r>
+        <w:rPr>
+          <w:lang w:val="es-CO"/>
+        </w:rPr>
+        <w:t xml:space="preserve">los demás atributos (relleno si es obligatorio, vacío si es opcional). Las líneas continuas son relaciones</w:t>
+      </w:r>
+      <w:r>
+        <w:rPr>
+          <w:lang w:val="es-CO"/>
+        </w:rPr>
+        <w:t xml:space="preserve"> </w:t>
+      </w:r>
+      <w:r>
+        <w:rPr>
+          <w:lang w:val="es-CO"/>
+        </w:rPr>
+        <w:t xml:space="preserve">identificadoras (la llave del padre forma parte de la llave del hijo) y las discontinuas, no identificadoras.</w:t>
       </w:r>
     </w:p>
     <w:p>
@@ -2420,7 +2575,7 @@
       <w:pPr>
         <w:pStyle w:val="Heading1"/>
       </w:pPr>
-      <w:bookmarkStart w:id="30" w:name="_1173e228ab538893bbc91d615fb0e7f6620ba8e"/>
+      <w:bookmarkStart w:id="30" w:name="_2d5cc2e63a9cdf1b41d304e57d978b5723234d1"/>
       <w:r>
         <w:rPr>
           <w:rStyle w:val="SectionNumber"/>
@@ -2435,7 +2590,7 @@
         <w:rPr>
           <w:lang w:val="es-CO"/>
         </w:rPr>
-        <w:t xml:space="preserve">Construcción en Oracle SQL Developer Data Modeler</w:t>
+        <w:t xml:space="preserve">Construcción en MySQL Workbench</w:t>
       </w:r>
       <w:bookmarkEnd w:id="30"/>
     </w:p>
@@ -2447,7 +2602,7 @@
         <w:rPr>
           <w:lang w:val="es-CO"/>
         </w:rPr>
-        <w:t xml:space="preserve">El modelo se construyó en Data Modeler 24.3.1 con el siguiente procedimiento:</w:t>
+        <w:t xml:space="preserve">El modelo se construyó en MySQL Workbench 8.0.44 con este procedimiento:</w:t>
       </w:r>
     </w:p>
     <w:p>
@@ -2464,13 +2619,39 @@
           <w:bCs/>
           <w:lang w:val="es-CO"/>
         </w:rPr>
-        <w:t xml:space="preserve">Archivo → Importar → Archivo DDL</w:t>
-      </w:r>
-      <w:r>
-        <w:rPr>
-          <w:lang w:val="es-CO"/>
-        </w:rPr>
-        <w:t xml:space="preserve">: se importó</w:t>
+        <w:t xml:space="preserve">File → New Model</w:t>
+      </w:r>
+      <w:r>
+        <w:rPr>
+          <w:lang w:val="es-CO"/>
+        </w:rPr>
+        <w:t xml:space="preserve"> </w:t>
+      </w:r>
+      <w:r>
+        <w:rPr>
+          <w:lang w:val="es-CO"/>
+        </w:rPr>
+        <w:t xml:space="preserve">y luego</w:t>
+      </w:r>
+      <w:r>
+        <w:rPr>
+          <w:lang w:val="es-CO"/>
+        </w:rPr>
+        <w:t xml:space="preserve"> </w:t>
+      </w:r>
+      <w:r>
+        <w:rPr>
+          <w:b/>
+          <w:bCs/>
+          <w:lang w:val="es-CO"/>
+        </w:rPr>
+        <w:t xml:space="preserve">File → Import → Reverse Engineer MySQL Create Script</w:t>
+      </w:r>
+      <w:r>
+        <w:rPr>
+          <w:lang w:val="es-CO"/>
+        </w:rPr>
+        <w:t xml:space="preserve">, con el script</w:t>
       </w:r>
       <w:r>
         <w:rPr>
@@ -2489,61 +2670,7 @@
         <w:rPr>
           <w:lang w:val="es-CO"/>
         </w:rPr>
-        <w:t xml:space="preserve"> </w:t>
-      </w:r>
-      <w:r>
-        <w:rPr>
-          <w:lang w:val="es-CO"/>
-        </w:rPr>
-        <w:t xml:space="preserve">(sitio</w:t>
-      </w:r>
-      <w:r>
-        <w:rPr>
-          <w:lang w:val="es-CO"/>
-        </w:rPr>
-        <w:t xml:space="preserve"> </w:t>
-      </w:r>
-      <w:r>
-        <w:rPr>
-          <w:i/>
-          <w:iCs/>
-          <w:lang w:val="es-CO"/>
-        </w:rPr>
-        <w:t xml:space="preserve">Oracle Database</w:t>
-      </w:r>
-      <w:r>
-        <w:rPr>
-          <w:i/>
-          <w:iCs/>
-          <w:lang w:val="es-CO"/>
-        </w:rPr>
-        <w:t xml:space="preserve"> </w:t>
-      </w:r>
-      <w:r>
-        <w:rPr>
-          <w:i/>
-          <w:iCs/>
-          <w:lang w:val="es-CO"/>
-        </w:rPr>
-        <w:t xml:space="preserve">21c</w:t>
-      </w:r>
-      <w:r>
-        <w:rPr>
-          <w:lang w:val="es-CO"/>
-        </w:rPr>
-        <w:t xml:space="preserve">). Resultado: 23 sentencias importadas, 0 fallidas; se fusionaron en el modelo relacional las 22 tablas y las</w:t>
-      </w:r>
-      <w:r>
-        <w:rPr>
-          <w:lang w:val="es-CO"/>
-        </w:rPr>
-        <w:t xml:space="preserve"> </w:t>
-      </w:r>
-      <w:r>
-        <w:rPr>
-          <w:lang w:val="es-CO"/>
-        </w:rPr>
-        <w:t xml:space="preserve">30 llaves foráneas.</w:t>
+        <w:t xml:space="preserve">. Workbench leyó las 22 tablas, sus restricciones y las 30 llaves foráneas.</w:t>
       </w:r>
     </w:p>
     <w:p>
@@ -2560,31 +2687,13 @@
           <w:bCs/>
           <w:lang w:val="es-CO"/>
         </w:rPr>
-        <w:t xml:space="preserve">Realizar Ingeniería a Modelo Lógico</w:t>
-      </w:r>
-      <w:r>
-        <w:rPr>
-          <w:lang w:val="es-CO"/>
-        </w:rPr>
-        <w:t xml:space="preserve"> </w:t>
-      </w:r>
-      <w:r>
-        <w:rPr>
-          <w:lang w:val="es-CO"/>
-        </w:rPr>
-        <w:t xml:space="preserve">(botón «): Data Modeler generó el modelo lógico con sus entidades,</w:t>
-      </w:r>
-      <w:r>
-        <w:rPr>
-          <w:lang w:val="es-CO"/>
-        </w:rPr>
-        <w:t xml:space="preserve"> </w:t>
-      </w:r>
-      <w:r>
-        <w:rPr>
-          <w:lang w:val="es-CO"/>
-        </w:rPr>
-        <w:t xml:space="preserve">atributos, identificadores únicos y relaciones.</w:t>
+        <w:t xml:space="preserve">Model → Create Diagram from Catalog Objects</w:t>
+      </w:r>
+      <w:r>
+        <w:rPr>
+          <w:lang w:val="es-CO"/>
+        </w:rPr>
+        <w:t xml:space="preserve">: Workbench creó el diagrama EER con todas las tablas y relaciones.</w:t>
       </w:r>
     </w:p>
     <w:p>
@@ -2597,43 +2706,21 @@
       </w:pPr>
       <w:r>
         <w:rPr>
-          <w:b/>
-          <w:bCs/>
-          <w:lang w:val="es-CO"/>
-        </w:rPr>
-        <w:t xml:space="preserve">Diseño → Cambiar tamaño de objetos para hacerlos visibles</w:t>
-      </w:r>
-      <w:r>
-        <w:rPr>
-          <w:lang w:val="es-CO"/>
-        </w:rPr>
-        <w:t xml:space="preserve"> </w:t>
-      </w:r>
-      <w:r>
-        <w:rPr>
-          <w:lang w:val="es-CO"/>
-        </w:rPr>
-        <w:t xml:space="preserve">y</w:t>
-      </w:r>
-      <w:r>
-        <w:rPr>
-          <w:lang w:val="es-CO"/>
-        </w:rPr>
-        <w:t xml:space="preserve"> </w:t>
-      </w:r>
-      <w:r>
-        <w:rPr>
-          <w:b/>
-          <w:bCs/>
-          <w:lang w:val="es-CO"/>
-        </w:rPr>
-        <w:t xml:space="preserve">Diseño Automático</w:t>
-      </w:r>
-      <w:r>
-        <w:rPr>
-          <w:lang w:val="es-CO"/>
-        </w:rPr>
-        <w:t xml:space="preserve">, para organizar el diagrama.</w:t>
+          <w:lang w:val="es-CO"/>
+        </w:rPr>
+        <w:t xml:space="preserve">Las tablas se acomodaron a mano por áreas (organización, clientes y mascotas, atención clínica y facturación) para</w:t>
+      </w:r>
+      <w:r>
+        <w:rPr>
+          <w:lang w:val="es-CO"/>
+        </w:rPr>
+        <w:t xml:space="preserve"> </w:t>
+      </w:r>
+      <w:r>
+        <w:rPr>
+          <w:lang w:val="es-CO"/>
+        </w:rPr>
+        <w:t xml:space="preserve">que las relaciones se lean de izquierda a derecha.</w:t>
       </w:r>
     </w:p>
     <w:p>
@@ -2650,13 +2737,13 @@
           <w:bCs/>
           <w:lang w:val="es-CO"/>
         </w:rPr>
-        <w:t xml:space="preserve">Ver → Notación de Diagrama Lógico</w:t>
-      </w:r>
-      <w:r>
-        <w:rPr>
-          <w:lang w:val="es-CO"/>
-        </w:rPr>
-        <w:t xml:space="preserve">: se exportó primero en</w:t>
+        <w:t xml:space="preserve">Model → Object Notation / Relationship Notation</w:t>
+      </w:r>
+      <w:r>
+        <w:rPr>
+          <w:lang w:val="es-CO"/>
+        </w:rPr>
+        <w:t xml:space="preserve">: se dejó</w:t>
       </w:r>
       <w:r>
         <w:rPr>
@@ -2670,19 +2757,19 @@
           <w:iCs/>
           <w:lang w:val="es-CO"/>
         </w:rPr>
-        <w:t xml:space="preserve">Notación de Barker</w:t>
-      </w:r>
-      <w:r>
-        <w:rPr>
-          <w:lang w:val="es-CO"/>
-        </w:rPr>
-        <w:t xml:space="preserve"> </w:t>
-      </w:r>
-      <w:r>
-        <w:rPr>
-          <w:lang w:val="es-CO"/>
-        </w:rPr>
-        <w:t xml:space="preserve">y luego en</w:t>
+        <w:t xml:space="preserve">Workbench (Simplified)</w:t>
+      </w:r>
+      <w:r>
+        <w:rPr>
+          <w:lang w:val="es-CO"/>
+        </w:rPr>
+        <w:t xml:space="preserve"> </w:t>
+      </w:r>
+      <w:r>
+        <w:rPr>
+          <w:lang w:val="es-CO"/>
+        </w:rPr>
+        <w:t xml:space="preserve">con</w:t>
       </w:r>
       <w:r>
         <w:rPr>
@@ -2696,7 +2783,37 @@
           <w:iCs/>
           <w:lang w:val="es-CO"/>
         </w:rPr>
-        <w:t xml:space="preserve">Notación de</w:t>
+        <w:t xml:space="preserve">Crow’s Foot</w:t>
+      </w:r>
+      <w:r>
+        <w:rPr>
+          <w:lang w:val="es-CO"/>
+        </w:rPr>
+        <w:t xml:space="preserve"> </w:t>
+      </w:r>
+      <w:r>
+        <w:rPr>
+          <w:lang w:val="es-CO"/>
+        </w:rPr>
+        <w:t xml:space="preserve">para el MER,</w:t>
+      </w:r>
+      <w:r>
+        <w:rPr>
+          <w:lang w:val="es-CO"/>
+        </w:rPr>
+        <w:t xml:space="preserve"> </w:t>
+      </w:r>
+      <w:r>
+        <w:rPr>
+          <w:lang w:val="es-CO"/>
+        </w:rPr>
+        <w:t xml:space="preserve">y</w:t>
+      </w:r>
+      <w:r>
+        <w:rPr>
+          <w:lang w:val="es-CO"/>
+        </w:rPr>
+        <w:t xml:space="preserve"> </w:t>
       </w:r>
       <w:r>
         <w:rPr>
@@ -2704,6 +2821,24 @@
           <w:iCs/>
           <w:lang w:val="es-CO"/>
         </w:rPr>
+        <w:t xml:space="preserve">Barker</w:t>
+      </w:r>
+      <w:r>
+        <w:rPr>
+          <w:lang w:val="es-CO"/>
+        </w:rPr>
+        <w:t xml:space="preserve"> </w:t>
+      </w:r>
+      <w:r>
+        <w:rPr>
+          <w:lang w:val="es-CO"/>
+        </w:rPr>
+        <w:t xml:space="preserve">con</w:t>
+      </w:r>
+      <w:r>
+        <w:rPr>
+          <w:lang w:val="es-CO"/>
+        </w:rPr>
         <w:t xml:space="preserve"> </w:t>
       </w:r>
       <w:r>
@@ -2712,19 +2847,19 @@
           <w:iCs/>
           <w:lang w:val="es-CO"/>
         </w:rPr>
-        <w:t xml:space="preserve">Ingeniería de la Información</w:t>
-      </w:r>
-      <w:r>
-        <w:rPr>
-          <w:lang w:val="es-CO"/>
-        </w:rPr>
-        <w:t xml:space="preserve"> </w:t>
-      </w:r>
-      <w:r>
-        <w:rPr>
-          <w:lang w:val="es-CO"/>
-        </w:rPr>
-        <w:t xml:space="preserve">(Crow’s Foot).</w:t>
+        <w:t xml:space="preserve">Barker</w:t>
+      </w:r>
+      <w:r>
+        <w:rPr>
+          <w:lang w:val="es-CO"/>
+        </w:rPr>
+        <w:t xml:space="preserve"> </w:t>
+      </w:r>
+      <w:r>
+        <w:rPr>
+          <w:lang w:val="es-CO"/>
+        </w:rPr>
+        <w:t xml:space="preserve">para la segunda versión.</w:t>
       </w:r>
     </w:p>
     <w:p>
@@ -2737,46 +2872,51 @@
       </w:pPr>
       <w:r>
         <w:rPr>
+          <w:lang w:val="es-CO"/>
+        </w:rPr>
+        <w:t xml:space="preserve">Se exportó cada diagrama a PDF (una página) y de ese PDF se sacó la imagen PNG en alta resolución; luego</w:t>
+      </w:r>
+      <w:r>
+        <w:rPr>
+          <w:lang w:val="es-CO"/>
+        </w:rPr>
+        <w:t xml:space="preserve"> </w:t>
+      </w:r>
+      <w:r>
+        <w:rPr>
           <w:b/>
           <w:bCs/>
           <w:lang w:val="es-CO"/>
         </w:rPr>
-        <w:t xml:space="preserve">Archivo → Imprimir Diagrama → En Archivo de Imagen / PDF / SVG</w:t>
-      </w:r>
-      <w:r>
-        <w:rPr>
-          <w:lang w:val="es-CO"/>
-        </w:rPr>
-        <w:t xml:space="preserve"> </w:t>
-      </w:r>
-      <w:r>
-        <w:rPr>
-          <w:lang w:val="es-CO"/>
-        </w:rPr>
-        <w:t xml:space="preserve">para obtener las figuras.</w:t>
-      </w:r>
-    </w:p>
-    <w:p>
-      <w:pPr>
-        <w:pStyle w:val="Compact"/>
-        <w:numPr>
-          <w:ilvl w:val="0"/>
-          <w:numId w:val="1003"/>
-        </w:numPr>
-      </w:pPr>
+        <w:t xml:space="preserve">File → Save</w:t>
+      </w:r>
       <w:r>
         <w:rPr>
           <w:b/>
           <w:bCs/>
           <w:lang w:val="es-CO"/>
         </w:rPr>
-        <w:t xml:space="preserve">Archivo → Guardar como</w:t>
-      </w:r>
-      <w:r>
-        <w:rPr>
-          <w:lang w:val="es-CO"/>
-        </w:rPr>
-        <w:t xml:space="preserve">: diseño</w:t>
+        <w:t xml:space="preserve"> </w:t>
+      </w:r>
+      <w:r>
+        <w:rPr>
+          <w:b/>
+          <w:bCs/>
+          <w:lang w:val="es-CO"/>
+        </w:rPr>
+        <w:t xml:space="preserve">Model</w:t>
+      </w:r>
+      <w:r>
+        <w:rPr>
+          <w:lang w:val="es-CO"/>
+        </w:rPr>
+        <w:t xml:space="preserve"> </w:t>
+      </w:r>
+      <w:r>
+        <w:rPr>
+          <w:lang w:val="es-CO"/>
+        </w:rPr>
+        <w:t xml:space="preserve">para guardar los</w:t>
       </w:r>
       <w:r>
         <w:rPr>
@@ -2789,7 +2929,7 @@
           <w:rStyle w:val="VerbatimChar"/>
           <w:lang w:val="es-CO"/>
         </w:rPr>
-        <w:t xml:space="preserve">SIGEVET.dmd</w:t>
+        <w:t xml:space="preserve">.mwb</w:t>
       </w:r>
       <w:r>
         <w:rPr>
@@ -2806,7 +2946,7 @@
         <w:rPr>
           <w:lang w:val="es-CO"/>
         </w:rPr>
-        <w:t xml:space="preserve">Archivos de Data Modeler entregados</w:t>
+        <w:t xml:space="preserve">Archivos de MySQL Workbench entregados</w:t>
       </w:r>
     </w:p>
     <w:tbl>
@@ -2815,7 +2955,7 @@
         <w:tblW w:type="pct" w:w="5000"/>
         <w:tblLayout w:type="fixed"/>
         <w:tblLook w:firstRow="1" w:lastRow="0" w:firstColumn="0" w:lastColumn="0" w:noHBand="0" w:noVBand="0" w:val="0020"/>
-        <w:tblCaption w:val="Archivos de Data Modeler entregados"/>
+        <w:tblCaption w:val="Archivos de MySQL Workbench entregados"/>
         <w:tblBorders>
           <w:top w:val="single" w:sz="4" w:color="A6A6A6"/>
           <w:left w:val="single" w:sz="4" w:color="A6A6A6"/>
@@ -2864,7 +3004,7 @@
                 <w:sz w:val="19"/>
                 <w:lang w:val="es-CO"/>
               </w:rPr>
-              <w:t xml:space="preserve">DataModeler</w:t>
+              <w:t xml:space="preserve">Workbench</w:t>
             </w:r>
             <w:r>
               <w:rPr>
@@ -2907,22 +3047,22 @@
                 <w:sz w:val="19"/>
                 <w:lang w:val="es-CO"/>
               </w:rPr>
-              <w:t xml:space="preserve">SIGEVET.dmd y carpeta SIGEVET</w:t>
-            </w:r>
-          </w:p>
-        </w:tc>
-        <w:tc>
-          <w:tcPr/>
-          <w:p>
-            <w:pPr>
-              <w:pStyle w:val="Compact"/>
-            </w:pPr>
-            <w:r>
-              <w:rPr>
-                <w:sz w:val="19"/>
-                <w:lang w:val="es-CO"/>
-              </w:rPr>
-              <w:t xml:space="preserve">Diseño completo de Data Modeler (modelo lógico y relacional)</w:t>
+              <w:t xml:space="preserve">SIGEVET_MER_CrowsFoot.mwb</w:t>
+            </w:r>
+          </w:p>
+        </w:tc>
+        <w:tc>
+          <w:tcPr/>
+          <w:p>
+            <w:pPr>
+              <w:pStyle w:val="Compact"/>
+            </w:pPr>
+            <w:r>
+              <w:rPr>
+                <w:sz w:val="19"/>
+                <w:lang w:val="es-CO"/>
+              </w:rPr>
+              <w:t xml:space="preserve">Modelo en Workbench con notación Crow’s Foot</w:t>
             </w:r>
           </w:p>
         </w:tc>
@@ -2939,22 +3079,22 @@
                 <w:sz w:val="19"/>
                 <w:lang w:val="es-CO"/>
               </w:rPr>
-              <w:t xml:space="preserve">05_MER_Barker_DataModeler (.png, .pdf, .svg)</w:t>
-            </w:r>
-          </w:p>
-        </w:tc>
-        <w:tc>
-          <w:tcPr/>
-          <w:p>
-            <w:pPr>
-              <w:pStyle w:val="Compact"/>
-            </w:pPr>
-            <w:r>
-              <w:rPr>
-                <w:sz w:val="19"/>
-                <w:lang w:val="es-CO"/>
-              </w:rPr>
-              <w:t xml:space="preserve">Modelo lógico en notación Barker</w:t>
+              <w:t xml:space="preserve">SIGEVET_MER_Barker.mwb</w:t>
+            </w:r>
+          </w:p>
+        </w:tc>
+        <w:tc>
+          <w:tcPr/>
+          <w:p>
+            <w:pPr>
+              <w:pStyle w:val="Compact"/>
+            </w:pPr>
+            <w:r>
+              <w:rPr>
+                <w:sz w:val="19"/>
+                <w:lang w:val="es-CO"/>
+              </w:rPr>
+              <w:t xml:space="preserve">El mismo modelo con notación Barker</w:t>
             </w:r>
           </w:p>
         </w:tc>
@@ -2971,22 +3111,22 @@
                 <w:sz w:val="19"/>
                 <w:lang w:val="es-CO"/>
               </w:rPr>
-              <w:t xml:space="preserve">05_MER_CrowsFoot_DataModeler (.png, .pdf, .svg)</w:t>
-            </w:r>
-          </w:p>
-        </w:tc>
-        <w:tc>
-          <w:tcPr/>
-          <w:p>
-            <w:pPr>
-              <w:pStyle w:val="Compact"/>
-            </w:pPr>
-            <w:r>
-              <w:rPr>
-                <w:sz w:val="19"/>
-                <w:lang w:val="es-CO"/>
-              </w:rPr>
-              <w:t xml:space="preserve">Modelo lógico en notación Crow’s Foot</w:t>
+              <w:t xml:space="preserve">SIGEVET.mwb</w:t>
+            </w:r>
+          </w:p>
+        </w:tc>
+        <w:tc>
+          <w:tcPr/>
+          <w:p>
+            <w:pPr>
+              <w:pStyle w:val="Compact"/>
+            </w:pPr>
+            <w:r>
+              <w:rPr>
+                <w:sz w:val="19"/>
+                <w:lang w:val="es-CO"/>
+              </w:rPr>
+              <w:t xml:space="preserve">Modelo relacional completo (documento 6), con los tipos de dato de MySQL</w:t>
             </w:r>
           </w:p>
         </w:tc>
@@ -3003,22 +3143,22 @@
                 <w:sz w:val="19"/>
                 <w:lang w:val="es-CO"/>
               </w:rPr>
-              <w:t xml:space="preserve">06_Modelo_Relacional_DataModeler (.png, .pdf, .svg)</w:t>
-            </w:r>
-          </w:p>
-        </w:tc>
-        <w:tc>
-          <w:tcPr/>
-          <w:p>
-            <w:pPr>
-              <w:pStyle w:val="Compact"/>
-            </w:pPr>
-            <w:r>
-              <w:rPr>
-                <w:sz w:val="19"/>
-                <w:lang w:val="es-CO"/>
-              </w:rPr>
-              <w:t xml:space="preserve">Modelo relacional</w:t>
+              <w:t xml:space="preserve">05_MER_CrowsFoot_Workbench (.png, .pdf)</w:t>
+            </w:r>
+          </w:p>
+        </w:tc>
+        <w:tc>
+          <w:tcPr/>
+          <w:p>
+            <w:pPr>
+              <w:pStyle w:val="Compact"/>
+            </w:pPr>
+            <w:r>
+              <w:rPr>
+                <w:sz w:val="19"/>
+                <w:lang w:val="es-CO"/>
+              </w:rPr>
+              <w:t xml:space="preserve">MER en notación Crow’s Foot</w:t>
             </w:r>
           </w:p>
         </w:tc>
@@ -3035,22 +3175,86 @@
                 <w:sz w:val="19"/>
                 <w:lang w:val="es-CO"/>
               </w:rPr>
-              <w:t xml:space="preserve">SIGEVET_DDL_Oracle.sql</w:t>
-            </w:r>
-          </w:p>
-        </w:tc>
-        <w:tc>
-          <w:tcPr/>
-          <w:p>
-            <w:pPr>
-              <w:pStyle w:val="Compact"/>
-            </w:pPr>
-            <w:r>
-              <w:rPr>
-                <w:sz w:val="19"/>
-                <w:lang w:val="es-CO"/>
-              </w:rPr>
-              <w:t xml:space="preserve">Script DDL importado en Data Modeler</w:t>
+              <w:t xml:space="preserve">05_MER_Barker_Workbench (.png, .pdf)</w:t>
+            </w:r>
+          </w:p>
+        </w:tc>
+        <w:tc>
+          <w:tcPr/>
+          <w:p>
+            <w:pPr>
+              <w:pStyle w:val="Compact"/>
+            </w:pPr>
+            <w:r>
+              <w:rPr>
+                <w:sz w:val="19"/>
+                <w:lang w:val="es-CO"/>
+              </w:rPr>
+              <w:t xml:space="preserve">MER en notación Barker</w:t>
+            </w:r>
+          </w:p>
+        </w:tc>
+      </w:tr>
+      <w:tr>
+        <w:tc>
+          <w:tcPr/>
+          <w:p>
+            <w:pPr>
+              <w:pStyle w:val="Compact"/>
+            </w:pPr>
+            <w:r>
+              <w:rPr>
+                <w:sz w:val="19"/>
+                <w:lang w:val="es-CO"/>
+              </w:rPr>
+              <w:t xml:space="preserve">06_Modelo_Relacional_Workbench (.png, .pdf)</w:t>
+            </w:r>
+          </w:p>
+        </w:tc>
+        <w:tc>
+          <w:tcPr/>
+          <w:p>
+            <w:pPr>
+              <w:pStyle w:val="Compact"/>
+            </w:pPr>
+            <w:r>
+              <w:rPr>
+                <w:sz w:val="19"/>
+                <w:lang w:val="es-CO"/>
+              </w:rPr>
+              <w:t xml:space="preserve">Modelo relacional</w:t>
+            </w:r>
+          </w:p>
+        </w:tc>
+      </w:tr>
+      <w:tr>
+        <w:tc>
+          <w:tcPr/>
+          <w:p>
+            <w:pPr>
+              <w:pStyle w:val="Compact"/>
+            </w:pPr>
+            <w:r>
+              <w:rPr>
+                <w:sz w:val="19"/>
+                <w:lang w:val="es-CO"/>
+              </w:rPr>
+              <w:t xml:space="preserve">SIGEVET_DDL_MySQL.sql</w:t>
+            </w:r>
+          </w:p>
+        </w:tc>
+        <w:tc>
+          <w:tcPr/>
+          <w:p>
+            <w:pPr>
+              <w:pStyle w:val="Compact"/>
+            </w:pPr>
+            <w:r>
+              <w:rPr>
+                <w:sz w:val="19"/>
+                <w:lang w:val="es-CO"/>
+              </w:rPr>
+              <w:t xml:space="preserve">Script de creación de tablas del que se importó el modelo</w:t>
             </w:r>
           </w:p>
         </w:tc>

--- a/documentos/fase1/05_Modelo_ER_Barker_CrowsFoot.docx
+++ b/documentos/fase1/05_Modelo_ER_Barker_CrowsFoot.docx
@@ -312,7 +312,7 @@
         <w:rPr>
           <w:lang w:val="es-CO"/>
         </w:rPr>
-        <w:t xml:space="preserve">Este documento presenta el modelo entidad-relación de SIGEVET en el nivel</w:t>
+        <w:t xml:space="preserve">Este documento presenta los modelos lógicos</w:t>
       </w:r>
       <w:r>
         <w:rPr>
@@ -326,13 +326,19 @@
           <w:bCs/>
           <w:lang w:val="es-CO"/>
         </w:rPr>
-        <w:t xml:space="preserve">lógico</w:t>
-      </w:r>
-      <w:r>
-        <w:rPr>
-          <w:lang w:val="es-CO"/>
-        </w:rPr>
-        <w:t xml:space="preserve">, elaborado en</w:t>
+        <w:t xml:space="preserve">Barker</w:t>
+      </w:r>
+      <w:r>
+        <w:rPr>
+          <w:lang w:val="es-CO"/>
+        </w:rPr>
+        <w:t xml:space="preserve"> </w:t>
+      </w:r>
+      <w:r>
+        <w:rPr>
+          <w:lang w:val="es-CO"/>
+        </w:rPr>
+        <w:t xml:space="preserve">y</w:t>
       </w:r>
       <w:r>
         <w:rPr>
@@ -346,7 +352,19 @@
           <w:bCs/>
           <w:lang w:val="es-CO"/>
         </w:rPr>
-        <w:t xml:space="preserve">MySQL</w:t>
+        <w:t xml:space="preserve">Crow’s Foot</w:t>
+      </w:r>
+      <w:r>
+        <w:rPr>
+          <w:lang w:val="es-CO"/>
+        </w:rPr>
+        <w:t xml:space="preserve">, elaborados en</w:t>
+      </w:r>
+      <w:r>
+        <w:rPr>
+          <w:lang w:val="es-CO"/>
+        </w:rPr>
+        <w:t xml:space="preserve"> </w:t>
       </w:r>
       <w:r>
         <w:rPr>
@@ -354,399 +372,19 @@
           <w:bCs/>
           <w:lang w:val="es-CO"/>
         </w:rPr>
+        <w:t xml:space="preserve">Draw.io</w:t>
+      </w:r>
+      <w:r>
+        <w:rPr>
+          <w:lang w:val="es-CO"/>
+        </w:rPr>
         <w:t xml:space="preserve"> </w:t>
       </w:r>
       <w:r>
         <w:rPr>
-          <w:b/>
-          <w:bCs/>
-          <w:lang w:val="es-CO"/>
-        </w:rPr>
-        <w:t xml:space="preserve">Workbench 8.0</w:t>
-      </w:r>
-      <w:r>
-        <w:rPr>
-          <w:lang w:val="es-CO"/>
-        </w:rPr>
-        <w:t xml:space="preserve"> </w:t>
-      </w:r>
-      <w:r>
-        <w:rPr>
-          <w:lang w:val="es-CO"/>
-        </w:rPr>
-        <w:t xml:space="preserve">(la herramienta que acepta el enunciado junto con Data Modeler y la que usamos para gestionar la base</w:t>
-      </w:r>
-      <w:r>
-        <w:rPr>
-          <w:lang w:val="es-CO"/>
-        </w:rPr>
-        <w:t xml:space="preserve"> </w:t>
-      </w:r>
-      <w:r>
-        <w:rPr>
-          <w:lang w:val="es-CO"/>
-        </w:rPr>
-        <w:t xml:space="preserve">MySQL). Se presenta con las dos notaciones de relación que pide el enunciado:</w:t>
-      </w:r>
-      <w:r>
-        <w:rPr>
-          <w:lang w:val="es-CO"/>
-        </w:rPr>
-        <w:t xml:space="preserve"> </w:t>
-      </w:r>
-      <w:r>
-        <w:rPr>
-          <w:b/>
-          <w:bCs/>
-          <w:lang w:val="es-CO"/>
-        </w:rPr>
-        <w:t xml:space="preserve">Barker</w:t>
-      </w:r>
-      <w:r>
-        <w:rPr>
-          <w:lang w:val="es-CO"/>
-        </w:rPr>
-        <w:t xml:space="preserve"> </w:t>
-      </w:r>
-      <w:r>
-        <w:rPr>
-          <w:lang w:val="es-CO"/>
-        </w:rPr>
-        <w:t xml:space="preserve">y</w:t>
-      </w:r>
-      <w:r>
-        <w:rPr>
-          <w:lang w:val="es-CO"/>
-        </w:rPr>
-        <w:t xml:space="preserve"> </w:t>
-      </w:r>
-      <w:r>
-        <w:rPr>
-          <w:b/>
-          <w:bCs/>
-          <w:lang w:val="es-CO"/>
-        </w:rPr>
-        <w:t xml:space="preserve">Crow’s Foot</w:t>
-      </w:r>
-      <w:r>
-        <w:rPr>
-          <w:lang w:val="es-CO"/>
-        </w:rPr>
-        <w:t xml:space="preserve"> </w:t>
-      </w:r>
-      <w:r>
-        <w:rPr>
-          <w:lang w:val="es-CO"/>
-        </w:rPr>
-        <w:t xml:space="preserve">o pata de</w:t>
-      </w:r>
-      <w:r>
-        <w:rPr>
-          <w:lang w:val="es-CO"/>
-        </w:rPr>
-        <w:t xml:space="preserve"> </w:t>
-      </w:r>
-      <w:r>
-        <w:rPr>
-          <w:lang w:val="es-CO"/>
-        </w:rPr>
-        <w:t xml:space="preserve">gallina. Los modelos se entregan en la carpeta</w:t>
-      </w:r>
-      <w:r>
-        <w:rPr>
-          <w:lang w:val="es-CO"/>
-        </w:rPr>
-        <w:t xml:space="preserve"> </w:t>
-      </w:r>
-      <w:r>
-        <w:rPr>
-          <w:rStyle w:val="VerbatimChar"/>
-          <w:lang w:val="es-CO"/>
-        </w:rPr>
-        <w:t xml:space="preserve">Workbench</w:t>
-      </w:r>
-      <w:r>
-        <w:rPr>
-          <w:lang w:val="es-CO"/>
-        </w:rPr>
-        <w:t xml:space="preserve"> </w:t>
-      </w:r>
-      <w:r>
-        <w:rPr>
-          <w:lang w:val="es-CO"/>
-        </w:rPr>
-        <w:t xml:space="preserve">(</w:t>
-      </w:r>
-      <w:r>
-        <w:rPr>
-          <w:rStyle w:val="VerbatimChar"/>
-          <w:lang w:val="es-CO"/>
-        </w:rPr>
-        <w:t xml:space="preserve">SIGEVET_MER_Barker.mwb</w:t>
-      </w:r>
-      <w:r>
-        <w:rPr>
-          <w:lang w:val="es-CO"/>
-        </w:rPr>
-        <w:t xml:space="preserve"> </w:t>
-      </w:r>
-      <w:r>
-        <w:rPr>
-          <w:lang w:val="es-CO"/>
-        </w:rPr>
-        <w:t xml:space="preserve">y</w:t>
-      </w:r>
-      <w:r>
-        <w:rPr>
-          <w:lang w:val="es-CO"/>
-        </w:rPr>
-        <w:t xml:space="preserve"> </w:t>
-      </w:r>
-      <w:r>
-        <w:rPr>
-          <w:rStyle w:val="VerbatimChar"/>
-          <w:lang w:val="es-CO"/>
-        </w:rPr>
-        <w:t xml:space="preserve">SIGEVET_MER_CrowsFoot.mwb</w:t>
-      </w:r>
-      <w:r>
-        <w:rPr>
-          <w:lang w:val="es-CO"/>
-        </w:rPr>
-        <w:t xml:space="preserve">) y se</w:t>
-      </w:r>
-      <w:r>
-        <w:rPr>
-          <w:lang w:val="es-CO"/>
-        </w:rPr>
-        <w:t xml:space="preserve"> </w:t>
-      </w:r>
-      <w:r>
-        <w:rPr>
-          <w:lang w:val="es-CO"/>
-        </w:rPr>
-        <w:t xml:space="preserve">abren directamente en Workbench.</w:t>
-      </w:r>
-    </w:p>
-    <w:p>
-      <w:pPr>
-        <w:pStyle w:val="BodyText"/>
-      </w:pPr>
-      <w:r>
-        <w:rPr>
-          <w:lang w:val="es-CO"/>
-        </w:rPr>
-        <w:t xml:space="preserve">A diferencia del modelo Chen, en el nivel lógico:</w:t>
-      </w:r>
-    </w:p>
-    <w:p>
-      <w:pPr>
-        <w:pStyle w:val="Compact"/>
-        <w:numPr>
-          <w:ilvl w:val="0"/>
-          <w:numId w:val="1001"/>
-        </w:numPr>
-      </w:pPr>
-      <w:r>
-        <w:rPr>
-          <w:lang w:val="es-CO"/>
-        </w:rPr>
-        <w:t xml:space="preserve">las relaciones N:M que tienen atributos se convierten en</w:t>
-      </w:r>
-      <w:r>
-        <w:rPr>
-          <w:lang w:val="es-CO"/>
-        </w:rPr>
-        <w:t xml:space="preserve"> </w:t>
-      </w:r>
-      <w:r>
-        <w:rPr>
-          <w:b/>
-          <w:bCs/>
-          <w:lang w:val="es-CO"/>
-        </w:rPr>
-        <w:t xml:space="preserve">entidades de intersección</w:t>
-      </w:r>
-      <w:r>
-        <w:rPr>
-          <w:lang w:val="es-CO"/>
-        </w:rPr>
-        <w:t xml:space="preserve"> </w:t>
-      </w:r>
-      <w:r>
-        <w:rPr>
-          <w:lang w:val="es-CO"/>
-        </w:rPr>
-        <w:t xml:space="preserve">(VETERINARIO_ESPECIALIDAD,</w:t>
-      </w:r>
-      <w:r>
-        <w:rPr>
-          <w:lang w:val="es-CO"/>
-        </w:rPr>
-        <w:t xml:space="preserve"> </w:t>
-      </w:r>
-      <w:r>
-        <w:rPr>
-          <w:lang w:val="es-CO"/>
-        </w:rPr>
-        <w:t xml:space="preserve">PRESCRIPCION e INVENTARIO);</w:t>
-      </w:r>
-    </w:p>
-    <w:p>
-      <w:pPr>
-        <w:pStyle w:val="Compact"/>
-        <w:numPr>
-          <w:ilvl w:val="0"/>
-          <w:numId w:val="1001"/>
-        </w:numPr>
-      </w:pPr>
-      <w:r>
-        <w:rPr>
-          <w:lang w:val="es-CO"/>
-        </w:rPr>
-        <w:t xml:space="preserve">el atributo multivaluado</w:t>
-      </w:r>
-      <w:r>
-        <w:rPr>
-          <w:lang w:val="es-CO"/>
-        </w:rPr>
-        <w:t xml:space="preserve"> </w:t>
-      </w:r>
-      <w:r>
-        <w:rPr>
-          <w:rStyle w:val="VerbatimChar"/>
-          <w:lang w:val="es-CO"/>
-        </w:rPr>
-        <w:t xml:space="preserve">telefono</w:t>
-      </w:r>
-      <w:r>
-        <w:rPr>
-          <w:lang w:val="es-CO"/>
-        </w:rPr>
-        <w:t xml:space="preserve"> </w:t>
-      </w:r>
-      <w:r>
-        <w:rPr>
-          <w:lang w:val="es-CO"/>
-        </w:rPr>
-        <w:t xml:space="preserve">se convierte en la entidad TELEFONO_CLIENTE;</w:t>
-      </w:r>
-    </w:p>
-    <w:p>
-      <w:pPr>
-        <w:pStyle w:val="Compact"/>
-        <w:numPr>
-          <w:ilvl w:val="0"/>
-          <w:numId w:val="1001"/>
-        </w:numPr>
-      </w:pPr>
-      <w:r>
-        <w:rPr>
-          <w:lang w:val="es-CO"/>
-        </w:rPr>
-        <w:t xml:space="preserve">los atributos compuestos se descomponen en sus componentes (</w:t>
-      </w:r>
-      <w:r>
-        <w:rPr>
-          <w:rStyle w:val="VerbatimChar"/>
-          <w:lang w:val="es-CO"/>
-        </w:rPr>
-        <w:t xml:space="preserve">nombres</w:t>
-      </w:r>
-      <w:r>
-        <w:rPr>
-          <w:lang w:val="es-CO"/>
-        </w:rPr>
-        <w:t xml:space="preserve">,</w:t>
-      </w:r>
-      <w:r>
-        <w:rPr>
-          <w:lang w:val="es-CO"/>
-        </w:rPr>
-        <w:t xml:space="preserve"> </w:t>
-      </w:r>
-      <w:r>
-        <w:rPr>
-          <w:rStyle w:val="VerbatimChar"/>
-          <w:lang w:val="es-CO"/>
-        </w:rPr>
-        <w:t xml:space="preserve">apellidos</w:t>
-      </w:r>
-      <w:r>
-        <w:rPr>
-          <w:lang w:val="es-CO"/>
-        </w:rPr>
-        <w:t xml:space="preserve">,</w:t>
-      </w:r>
-      <w:r>
-        <w:rPr>
-          <w:lang w:val="es-CO"/>
-        </w:rPr>
-        <w:t xml:space="preserve"> </w:t>
-      </w:r>
-      <w:r>
-        <w:rPr>
-          <w:rStyle w:val="VerbatimChar"/>
-          <w:lang w:val="es-CO"/>
-        </w:rPr>
-        <w:t xml:space="preserve">tipo_documento</w:t>
-      </w:r>
-      <w:r>
-        <w:rPr>
-          <w:lang w:val="es-CO"/>
-        </w:rPr>
-        <w:t xml:space="preserve">,</w:t>
-      </w:r>
-      <w:r>
-        <w:rPr>
-          <w:lang w:val="es-CO"/>
-        </w:rPr>
-        <w:t xml:space="preserve"> </w:t>
-      </w:r>
-      <w:r>
-        <w:rPr>
-          <w:rStyle w:val="VerbatimChar"/>
-          <w:lang w:val="es-CO"/>
-        </w:rPr>
-        <w:t xml:space="preserve">num_documento</w:t>
-      </w:r>
-      <w:r>
-        <w:rPr>
-          <w:lang w:val="es-CO"/>
-        </w:rPr>
-        <w:t xml:space="preserve">) y los derivados (</w:t>
-      </w:r>
-      <w:r>
-        <w:rPr>
-          <w:rStyle w:val="VerbatimChar"/>
-          <w:lang w:val="es-CO"/>
-        </w:rPr>
-        <w:t xml:space="preserve">edad</w:t>
-      </w:r>
-      <w:r>
-        <w:rPr>
-          <w:lang w:val="es-CO"/>
-        </w:rPr>
-        <w:t xml:space="preserve">,</w:t>
-      </w:r>
-      <w:r>
-        <w:rPr>
-          <w:lang w:val="es-CO"/>
-        </w:rPr>
-        <w:t xml:space="preserve"> </w:t>
-      </w:r>
-      <w:r>
-        <w:rPr>
-          <w:rStyle w:val="VerbatimChar"/>
-          <w:lang w:val="es-CO"/>
-        </w:rPr>
-        <w:t xml:space="preserve">total</w:t>
-      </w:r>
-      <w:r>
-        <w:rPr>
-          <w:lang w:val="es-CO"/>
-        </w:rPr>
-        <w:t xml:space="preserve">) no se modelan como atributos.</w:t>
+          <w:lang w:val="es-CO"/>
+        </w:rPr>
+        <w:t xml:space="preserve">a partir del esquema de 22 tablas y 30 llaves foráneas. Las hojas lógicas omiten los tipos SQL; la vista física del documento 6 los incluye. Las relaciones N:M originan VETERINARIO_ESPECIALIDAD, PRESCRIPCION e INVENTARIO; el teléfono multivaluado origina TELEFONO_CLIENTE. Los archivos históricos de Workbench se conservan como respaldo; la versión vigente es la de Draw.io.</w:t>
       </w:r>
     </w:p>
     <w:p>
@@ -922,21 +560,7 @@
                 <w:sz w:val="19"/>
                 <w:lang w:val="es-CO"/>
               </w:rPr>
-              <w:t xml:space="preserve">•</w:t>
-            </w:r>
-            <w:r>
-              <w:rPr>
-                <w:sz w:val="19"/>
-                <w:lang w:val="es-CO"/>
-              </w:rPr>
-              <w:t xml:space="preserve"> </w:t>
-            </w:r>
-            <w:r>
-              <w:rPr>
-                <w:sz w:val="19"/>
-                <w:lang w:val="es-CO"/>
-              </w:rPr>
-              <w:t xml:space="preserve">(punto relleno)</w:t>
+              <w:t xml:space="preserve">*</w:t>
             </w:r>
           </w:p>
         </w:tc>
@@ -969,21 +593,7 @@
                 <w:sz w:val="19"/>
                 <w:lang w:val="es-CO"/>
               </w:rPr>
-              <w:t xml:space="preserve">○</w:t>
-            </w:r>
-            <w:r>
-              <w:rPr>
-                <w:sz w:val="19"/>
-                <w:lang w:val="es-CO"/>
-              </w:rPr>
-              <w:t xml:space="preserve"> </w:t>
-            </w:r>
-            <w:r>
-              <w:rPr>
-                <w:sz w:val="19"/>
-                <w:lang w:val="es-CO"/>
-              </w:rPr>
-              <w:t xml:space="preserve">(punto vacío)</w:t>
+              <w:t xml:space="preserve">o</w:t>
             </w:r>
           </w:p>
         </w:tc>
@@ -1303,25 +913,69 @@
             </w:pPr>
             <w:r>
               <w:rPr>
-                <w:sz w:val="19"/>
-                <w:lang w:val="es-CO"/>
-              </w:rPr>
-              <w:t xml:space="preserve">Barra transversal junto a la pata</w:t>
-            </w:r>
-          </w:p>
-        </w:tc>
-        <w:tc>
-          <w:tcPr/>
-          <w:p>
-            <w:pPr>
-              <w:pStyle w:val="Compact"/>
-            </w:pPr>
-            <w:r>
-              <w:rPr>
-                <w:sz w:val="19"/>
-                <w:lang w:val="es-CO"/>
-              </w:rPr>
-              <w:t xml:space="preserve">La relación forma parte del UID de la entidad (relación identificadora)</w:t>
+                <w:rStyle w:val="VerbatimChar"/>
+                <w:sz w:val="19"/>
+                <w:lang w:val="es-CO"/>
+              </w:rPr>
+              <w:t xml:space="preserve">#</w:t>
+            </w:r>
+            <w:r>
+              <w:rPr>
+                <w:sz w:val="19"/>
+                <w:lang w:val="es-CO"/>
+              </w:rPr>
+              <w:t xml:space="preserve"> </w:t>
+            </w:r>
+            <w:r>
+              <w:rPr>
+                <w:sz w:val="19"/>
+                <w:lang w:val="es-CO"/>
+              </w:rPr>
+              <w:t xml:space="preserve">y</w:t>
+            </w:r>
+            <w:r>
+              <w:rPr>
+                <w:sz w:val="19"/>
+                <w:lang w:val="es-CO"/>
+              </w:rPr>
+              <w:t xml:space="preserve"> </w:t>
+            </w:r>
+            <w:r>
+              <w:rPr>
+                <w:rStyle w:val="VerbatimChar"/>
+                <w:sz w:val="19"/>
+                <w:lang w:val="es-CO"/>
+              </w:rPr>
+              <w:t xml:space="preserve">[FK]</w:t>
+            </w:r>
+            <w:r>
+              <w:rPr>
+                <w:sz w:val="19"/>
+                <w:lang w:val="es-CO"/>
+              </w:rPr>
+              <w:t xml:space="preserve"> </w:t>
+            </w:r>
+            <w:r>
+              <w:rPr>
+                <w:sz w:val="19"/>
+                <w:lang w:val="es-CO"/>
+              </w:rPr>
+              <w:t xml:space="preserve">en un atributo</w:t>
+            </w:r>
+          </w:p>
+        </w:tc>
+        <w:tc>
+          <w:tcPr/>
+          <w:p>
+            <w:pPr>
+              <w:pStyle w:val="Compact"/>
+            </w:pPr>
+            <w:r>
+              <w:rPr>
+                <w:sz w:val="19"/>
+                <w:lang w:val="es-CO"/>
+              </w:rPr>
+              <w:t xml:space="preserve">La FK forma parte del identificador; el UID se indica explícitamente en los atributos</w:t>
             </w:r>
           </w:p>
         </w:tc>
@@ -1367,131 +1021,7 @@
         <w:rPr>
           <w:lang w:val="es-CO"/>
         </w:rPr>
-        <w:t xml:space="preserve">Cada relación se lee en ambos sentidos. Ejemplo con CIUDAD y DEPARTAMENTO:</w:t>
-      </w:r>
-      <w:r>
-        <w:rPr>
-          <w:lang w:val="es-CO"/>
-        </w:rPr>
-        <w:t xml:space="preserve"> </w:t>
-      </w:r>
-      <w:r>
-        <w:rPr>
-          <w:lang w:val="es-CO"/>
-        </w:rPr>
-        <w:t xml:space="preserve">“cada CIUDAD</w:t>
-      </w:r>
-      <w:r>
-        <w:rPr>
-          <w:lang w:val="es-CO"/>
-        </w:rPr>
-        <w:t xml:space="preserve"> </w:t>
-      </w:r>
-      <w:r>
-        <w:rPr>
-          <w:b/>
-          <w:bCs/>
-          <w:lang w:val="es-CO"/>
-        </w:rPr>
-        <w:t xml:space="preserve">debe</w:t>
-      </w:r>
-      <w:r>
-        <w:rPr>
-          <w:lang w:val="es-CO"/>
-        </w:rPr>
-        <w:t xml:space="preserve"> </w:t>
-      </w:r>
-      <w:r>
-        <w:rPr>
-          <w:lang w:val="es-CO"/>
-        </w:rPr>
-        <w:t xml:space="preserve">pertenecer a uno y</w:t>
-      </w:r>
-      <w:r>
-        <w:rPr>
-          <w:lang w:val="es-CO"/>
-        </w:rPr>
-        <w:t xml:space="preserve"> </w:t>
-      </w:r>
-      <w:r>
-        <w:rPr>
-          <w:lang w:val="es-CO"/>
-        </w:rPr>
-        <w:t xml:space="preserve">solo un DEPARTAMENTO”</w:t>
-      </w:r>
-      <w:r>
-        <w:rPr>
-          <w:lang w:val="es-CO"/>
-        </w:rPr>
-        <w:t xml:space="preserve"> </w:t>
-      </w:r>
-      <w:r>
-        <w:rPr>
-          <w:lang w:val="es-CO"/>
-        </w:rPr>
-        <w:t xml:space="preserve">(mitad continua, sin pata en DEPARTAMENTO) y</w:t>
-      </w:r>
-      <w:r>
-        <w:rPr>
-          <w:lang w:val="es-CO"/>
-        </w:rPr>
-        <w:t xml:space="preserve"> </w:t>
-      </w:r>
-      <w:r>
-        <w:rPr>
-          <w:lang w:val="es-CO"/>
-        </w:rPr>
-        <w:t xml:space="preserve">“cada DEPARTAMENTO</w:t>
-      </w:r>
-      <w:r>
-        <w:rPr>
-          <w:lang w:val="es-CO"/>
-        </w:rPr>
-        <w:t xml:space="preserve"> </w:t>
-      </w:r>
-      <w:r>
-        <w:rPr>
-          <w:b/>
-          <w:bCs/>
-          <w:lang w:val="es-CO"/>
-        </w:rPr>
-        <w:t xml:space="preserve">puede</w:t>
-      </w:r>
-      <w:r>
-        <w:rPr>
-          <w:lang w:val="es-CO"/>
-        </w:rPr>
-        <w:t xml:space="preserve"> </w:t>
-      </w:r>
-      <w:r>
-        <w:rPr>
-          <w:lang w:val="es-CO"/>
-        </w:rPr>
-        <w:t xml:space="preserve">tener una o más</w:t>
-      </w:r>
-      <w:r>
-        <w:rPr>
-          <w:lang w:val="es-CO"/>
-        </w:rPr>
-        <w:t xml:space="preserve"> </w:t>
-      </w:r>
-      <w:r>
-        <w:rPr>
-          <w:lang w:val="es-CO"/>
-        </w:rPr>
-        <w:t xml:space="preserve">CIUDADES”</w:t>
-      </w:r>
-      <w:r>
-        <w:rPr>
-          <w:lang w:val="es-CO"/>
-        </w:rPr>
-        <w:t xml:space="preserve"> </w:t>
-      </w:r>
-      <w:r>
-        <w:rPr>
-          <w:lang w:val="es-CO"/>
-        </w:rPr>
-        <w:t xml:space="preserve">(mitad discontinua, pata de gallina en CIUDAD).</w:t>
+        <w:t xml:space="preserve">Cada relación se lee en ambos sentidos. CIUDAD debe pertenecer a un DEPARTAMENTO (mitad junto a CIUDAD continua; extremo DEPARTAMENTO sin pata). Un DEPARTAMENTO puede tener ciudades (mitad junto a DEPARTAMENTO discontinua; extremo CIUDAD con pata). La obligatoriedad de cada mitad corresponde a la entidad junto a esa mitad.</w:t>
       </w:r>
     </w:p>
     <w:p>
@@ -1501,14 +1031,14 @@
       <w:r>
         <w:drawing>
           <wp:inline>
-            <wp:extent cx="5334000" cy="3085279"/>
+            <wp:extent cx="5334000" cy="4427446"/>
             <wp:effectExtent b="0" l="0" r="0" t="0"/>
-            <wp:docPr descr="Modelo de SIGEVET en notación Barker (MySQL Workbench)" title="" id="22" name="Picture"/>
+            <wp:docPr descr="Modelo de SIGEVET en notación Barker (Draw.io)" title="" id="22" name="Picture"/>
             <a:graphic>
               <a:graphicData uri="http://schemas.openxmlformats.org/drawingml/2006/picture">
                 <pic:pic>
                   <pic:nvPicPr>
-                    <pic:cNvPr descr="diagramas/png/wb_mer_barker_121042-21Oct2026.png" id="23" name="Picture"/>
+                    <pic:cNvPr descr="diagramas/png/15_Barker_Global_191116-24Oct2026.png" id="23" name="Picture"/>
                     <pic:cNvPicPr>
                       <a:picLocks noChangeArrowheads="1" noChangeAspect="1"/>
                     </pic:cNvPicPr>
@@ -1522,7 +1052,7 @@
                   <pic:spPr bwMode="auto">
                     <a:xfrm>
                       <a:off x="0" y="0"/>
-                      <a:ext cx="5334000" cy="3085279"/>
+                      <a:ext cx="5334000" cy="4427446"/>
                     </a:xfrm>
                     <a:prstGeom prst="rect">
                       <a:avLst/>
@@ -1549,7 +1079,7 @@
         <w:rPr>
           <w:lang w:val="es-CO"/>
         </w:rPr>
-        <w:t xml:space="preserve">Modelo de SIGEVET en notación Barker (MySQL Workbench)</w:t>
+        <w:t xml:space="preserve">Modelo de SIGEVET en notación Barker (Draw.io)</w:t>
       </w:r>
     </w:p>
     <w:p>
@@ -1580,7 +1110,7 @@
         <w:pStyle w:val="Compact"/>
         <w:numPr>
           <w:ilvl w:val="0"/>
-          <w:numId w:val="1002"/>
+          <w:numId w:val="1001"/>
         </w:numPr>
       </w:pPr>
       <w:r>
@@ -1613,7 +1143,7 @@
         <w:rPr>
           <w:lang w:val="es-CO"/>
         </w:rPr>
-        <w:t xml:space="preserve">identificadoras, que es como Workbench representa la especialización llevada a tablas (opción 8A del documento de</w:t>
+        <w:t xml:space="preserve">identificadoras, que representa la especialización llevada a tablas (opción 8A del documento de</w:t>
       </w:r>
       <w:r>
         <w:rPr>
@@ -1633,7 +1163,7 @@
         <w:pStyle w:val="Compact"/>
         <w:numPr>
           <w:ilvl w:val="0"/>
-          <w:numId w:val="1002"/>
+          <w:numId w:val="1001"/>
         </w:numPr>
       </w:pPr>
       <w:r>
@@ -1654,7 +1184,7 @@
         <w:rPr>
           <w:lang w:val="es-CO"/>
         </w:rPr>
-        <w:t xml:space="preserve">DETALLE_FACTURA (entidad débil) y las entidades de intersección muestran la barra</w:t>
+        <w:t xml:space="preserve">DETALLE_FACTURA (entidad débil) y las entidades de intersección marcan con</w:t>
       </w:r>
       <w:r>
         <w:rPr>
@@ -1664,9 +1194,47 @@
       </w:r>
       <w:r>
         <w:rPr>
-          <w:lang w:val="es-CO"/>
-        </w:rPr>
-        <w:t xml:space="preserve">de UID: su identificador incluye la relación con la entidad padre.</w:t>
+          <w:rStyle w:val="VerbatimChar"/>
+          <w:lang w:val="es-CO"/>
+        </w:rPr>
+        <w:t xml:space="preserve">#</w:t>
+      </w:r>
+      <w:r>
+        <w:rPr>
+          <w:lang w:val="es-CO"/>
+        </w:rPr>
+        <w:t xml:space="preserve"> </w:t>
+      </w:r>
+      <w:r>
+        <w:rPr>
+          <w:lang w:val="es-CO"/>
+        </w:rPr>
+        <w:t xml:space="preserve">y</w:t>
+      </w:r>
+      <w:r>
+        <w:rPr>
+          <w:lang w:val="es-CO"/>
+        </w:rPr>
+        <w:t xml:space="preserve"> </w:t>
+      </w:r>
+      <w:r>
+        <w:rPr>
+          <w:rStyle w:val="VerbatimChar"/>
+          <w:lang w:val="es-CO"/>
+        </w:rPr>
+        <w:t xml:space="preserve">[FK]</w:t>
+      </w:r>
+      <w:r>
+        <w:rPr>
+          <w:lang w:val="es-CO"/>
+        </w:rPr>
+        <w:t xml:space="preserve"> </w:t>
+      </w:r>
+      <w:r>
+        <w:rPr>
+          <w:lang w:val="es-CO"/>
+        </w:rPr>
+        <w:t xml:space="preserve">las columnas del UID heredadas de la entidad padre.</w:t>
       </w:r>
     </w:p>
     <w:p>
@@ -1674,7 +1242,7 @@
         <w:pStyle w:val="Compact"/>
         <w:numPr>
           <w:ilvl w:val="0"/>
-          <w:numId w:val="1002"/>
+          <w:numId w:val="1001"/>
         </w:numPr>
       </w:pPr>
       <w:r>
@@ -1703,7 +1271,7 @@
         <w:pStyle w:val="Compact"/>
         <w:numPr>
           <w:ilvl w:val="0"/>
-          <w:numId w:val="1002"/>
+          <w:numId w:val="1001"/>
         </w:numPr>
       </w:pPr>
       <w:r>
@@ -2051,14 +1619,14 @@
       <w:r>
         <w:drawing>
           <wp:inline>
-            <wp:extent cx="5334000" cy="3124200"/>
+            <wp:extent cx="5334000" cy="4427446"/>
             <wp:effectExtent b="0" l="0" r="0" t="0"/>
-            <wp:docPr descr="MER de SIGEVET en notación Crow’s Foot (MySQL Workbench)" title="" id="27" name="Picture"/>
+            <wp:docPr descr="MER de SIGEVET en notación Crow’s Foot (Draw.io)" title="" id="27" name="Picture"/>
             <a:graphic>
               <a:graphicData uri="http://schemas.openxmlformats.org/drawingml/2006/picture">
                 <pic:pic>
                   <pic:nvPicPr>
-                    <pic:cNvPr descr="diagramas/png/wb_mer_crowsfoot_121042-21Oct2026.png" id="28" name="Picture"/>
+                    <pic:cNvPr descr="diagramas/png/19_CrowsFoot_Global_191116-24Oct2026.png" id="28" name="Picture"/>
                     <pic:cNvPicPr>
                       <a:picLocks noChangeArrowheads="1" noChangeAspect="1"/>
                     </pic:cNvPicPr>
@@ -2072,7 +1640,7 @@
                   <pic:spPr bwMode="auto">
                     <a:xfrm>
                       <a:off x="0" y="0"/>
-                      <a:ext cx="5334000" cy="3124200"/>
+                      <a:ext cx="5334000" cy="4427446"/>
                     </a:xfrm>
                     <a:prstGeom prst="rect">
                       <a:avLst/>
@@ -2099,7 +1667,7 @@
         <w:rPr>
           <w:lang w:val="es-CO"/>
         </w:rPr>
-        <w:t xml:space="preserve">MER de SIGEVET en notación Crow’s Foot (MySQL Workbench)</w:t>
+        <w:t xml:space="preserve">MER de SIGEVET en notación Crow’s Foot (Draw.io)</w:t>
       </w:r>
     </w:p>
     <w:p>
@@ -2110,101 +1678,7 @@
         <w:rPr>
           <w:lang w:val="es-CO"/>
         </w:rPr>
-        <w:t xml:space="preserve">En esta vista Workbench muestra cada atributo con su tipo de dato de MySQL (</w:t>
-      </w:r>
-      <w:r>
-        <w:rPr>
-          <w:rStyle w:val="VerbatimChar"/>
-          <w:lang w:val="es-CO"/>
-        </w:rPr>
-        <w:t xml:space="preserve">INT</w:t>
-      </w:r>
-      <w:r>
-        <w:rPr>
-          <w:lang w:val="es-CO"/>
-        </w:rPr>
-        <w:t xml:space="preserve">,</w:t>
-      </w:r>
-      <w:r>
-        <w:rPr>
-          <w:lang w:val="es-CO"/>
-        </w:rPr>
-        <w:t xml:space="preserve"> </w:t>
-      </w:r>
-      <w:r>
-        <w:rPr>
-          <w:rStyle w:val="VerbatimChar"/>
-          <w:lang w:val="es-CO"/>
-        </w:rPr>
-        <w:t xml:space="preserve">VARCHAR(60)</w:t>
-      </w:r>
-      <w:r>
-        <w:rPr>
-          <w:lang w:val="es-CO"/>
-        </w:rPr>
-        <w:t xml:space="preserve">,</w:t>
-      </w:r>
-      <w:r>
-        <w:rPr>
-          <w:lang w:val="es-CO"/>
-        </w:rPr>
-        <w:t xml:space="preserve"> </w:t>
-      </w:r>
-      <w:r>
-        <w:rPr>
-          <w:rStyle w:val="VerbatimChar"/>
-          <w:lang w:val="es-CO"/>
-        </w:rPr>
-        <w:t xml:space="preserve">DATETIME</w:t>
-      </w:r>
-      <w:r>
-        <w:rPr>
-          <w:lang w:val="es-CO"/>
-        </w:rPr>
-        <w:t xml:space="preserve">,</w:t>
-      </w:r>
-      <w:r>
-        <w:rPr>
-          <w:lang w:val="es-CO"/>
-        </w:rPr>
-        <w:t xml:space="preserve"> </w:t>
-      </w:r>
-      <w:r>
-        <w:rPr>
-          <w:rStyle w:val="VerbatimChar"/>
-          <w:lang w:val="es-CO"/>
-        </w:rPr>
-        <w:t xml:space="preserve">DECIMAL(12,2)</w:t>
-      </w:r>
-      <w:r>
-        <w:rPr>
-          <w:lang w:val="es-CO"/>
-        </w:rPr>
-        <w:t xml:space="preserve">) y un ícono: llave amarilla para la llave primaria, rombo rojo para la llave foránea y rombo azul para</w:t>
-      </w:r>
-      <w:r>
-        <w:rPr>
-          <w:lang w:val="es-CO"/>
-        </w:rPr>
-        <w:t xml:space="preserve"> </w:t>
-      </w:r>
-      <w:r>
-        <w:rPr>
-          <w:lang w:val="es-CO"/>
-        </w:rPr>
-        <w:t xml:space="preserve">los demás atributos (relleno si es obligatorio, vacío si es opcional). Las líneas continuas son relaciones</w:t>
-      </w:r>
-      <w:r>
-        <w:rPr>
-          <w:lang w:val="es-CO"/>
-        </w:rPr>
-        <w:t xml:space="preserve"> </w:t>
-      </w:r>
-      <w:r>
-        <w:rPr>
-          <w:lang w:val="es-CO"/>
-        </w:rPr>
-        <w:t xml:space="preserve">identificadoras (la llave del padre forma parte de la llave del hijo) y las discontinuas, no identificadoras.</w:t>
+        <w:t xml:space="preserve">Las marcas #, * y o indican identificador, atributo obligatorio y atributo opcional; PK/FK y UQn identifican llaves y grupos UNIQUE. Las líneas identificadoras son continuas y las demás, discontinuas. Las cardinalidades se derivan del DDL: el padre puede tener cero hijos y UNIQUE limita el máximo a uno. Las participaciones mínimas conceptuales requieren reglas adicionales.</w:t>
       </w:r>
     </w:p>
     <w:p>
@@ -2575,7 +2049,7 @@
       <w:pPr>
         <w:pStyle w:val="Heading1"/>
       </w:pPr>
-      <w:bookmarkStart w:id="30" w:name="_2d5cc2e63a9cdf1b41d304e57d978b5723234d1"/>
+      <w:bookmarkStart w:id="30" w:name="_764cadd5782a225111a09e4979861b01896e3b4"/>
       <w:r>
         <w:rPr>
           <w:rStyle w:val="SectionNumber"/>
@@ -2590,7 +2064,7 @@
         <w:rPr>
           <w:lang w:val="es-CO"/>
         </w:rPr>
-        <w:t xml:space="preserve">Construcción en MySQL Workbench</w:t>
+        <w:t xml:space="preserve">Construcción y archivos editables en Draw.io</w:t>
       </w:r>
       <w:bookmarkEnd w:id="30"/>
     </w:p>
@@ -2602,360 +2076,14 @@
         <w:rPr>
           <w:lang w:val="es-CO"/>
         </w:rPr>
-        <w:t xml:space="preserve">El modelo se construyó en MySQL Workbench 8.0.44 con este procedimiento:</w:t>
-      </w:r>
-    </w:p>
-    <w:p>
-      <w:pPr>
-        <w:pStyle w:val="Compact"/>
-        <w:numPr>
-          <w:ilvl w:val="0"/>
-          <w:numId w:val="1003"/>
-        </w:numPr>
-      </w:pPr>
-      <w:r>
-        <w:rPr>
-          <w:b/>
-          <w:bCs/>
-          <w:lang w:val="es-CO"/>
-        </w:rPr>
-        <w:t xml:space="preserve">File → New Model</w:t>
-      </w:r>
-      <w:r>
-        <w:rPr>
-          <w:lang w:val="es-CO"/>
-        </w:rPr>
-        <w:t xml:space="preserve"> </w:t>
-      </w:r>
-      <w:r>
-        <w:rPr>
-          <w:lang w:val="es-CO"/>
-        </w:rPr>
-        <w:t xml:space="preserve">y luego</w:t>
-      </w:r>
-      <w:r>
-        <w:rPr>
-          <w:lang w:val="es-CO"/>
-        </w:rPr>
-        <w:t xml:space="preserve"> </w:t>
-      </w:r>
-      <w:r>
-        <w:rPr>
-          <w:b/>
-          <w:bCs/>
-          <w:lang w:val="es-CO"/>
-        </w:rPr>
-        <w:t xml:space="preserve">File → Import → Reverse Engineer MySQL Create Script</w:t>
-      </w:r>
-      <w:r>
-        <w:rPr>
-          <w:lang w:val="es-CO"/>
-        </w:rPr>
-        <w:t xml:space="preserve">, con el script</w:t>
-      </w:r>
-      <w:r>
-        <w:rPr>
-          <w:lang w:val="es-CO"/>
-        </w:rPr>
-        <w:t xml:space="preserve"> </w:t>
-      </w:r>
-      <w:r>
-        <w:rPr>
-          <w:rStyle w:val="VerbatimChar"/>
-          <w:lang w:val="es-CO"/>
-        </w:rPr>
-        <w:t xml:space="preserve">database/01_ddl/01_crear_tablas.sql</w:t>
-      </w:r>
-      <w:r>
-        <w:rPr>
-          <w:lang w:val="es-CO"/>
-        </w:rPr>
-        <w:t xml:space="preserve">. Workbench leyó las 22 tablas, sus restricciones y las 30 llaves foráneas.</w:t>
-      </w:r>
-    </w:p>
-    <w:p>
-      <w:pPr>
-        <w:pStyle w:val="Compact"/>
-        <w:numPr>
-          <w:ilvl w:val="0"/>
-          <w:numId w:val="1003"/>
-        </w:numPr>
-      </w:pPr>
-      <w:r>
-        <w:rPr>
-          <w:b/>
-          <w:bCs/>
-          <w:lang w:val="es-CO"/>
-        </w:rPr>
-        <w:t xml:space="preserve">Model → Create Diagram from Catalog Objects</w:t>
-      </w:r>
-      <w:r>
-        <w:rPr>
-          <w:lang w:val="es-CO"/>
-        </w:rPr>
-        <w:t xml:space="preserve">: Workbench creó el diagrama EER con todas las tablas y relaciones.</w:t>
-      </w:r>
-    </w:p>
-    <w:p>
-      <w:pPr>
-        <w:pStyle w:val="Compact"/>
-        <w:numPr>
-          <w:ilvl w:val="0"/>
-          <w:numId w:val="1003"/>
-        </w:numPr>
-      </w:pPr>
-      <w:r>
-        <w:rPr>
-          <w:lang w:val="es-CO"/>
-        </w:rPr>
-        <w:t xml:space="preserve">Las tablas se acomodaron a mano por áreas (organización, clientes y mascotas, atención clínica y facturación) para</w:t>
-      </w:r>
-      <w:r>
-        <w:rPr>
-          <w:lang w:val="es-CO"/>
-        </w:rPr>
-        <w:t xml:space="preserve"> </w:t>
-      </w:r>
-      <w:r>
-        <w:rPr>
-          <w:lang w:val="es-CO"/>
-        </w:rPr>
-        <w:t xml:space="preserve">que las relaciones se lean de izquierda a derecha.</w:t>
-      </w:r>
-    </w:p>
-    <w:p>
-      <w:pPr>
-        <w:pStyle w:val="Compact"/>
-        <w:numPr>
-          <w:ilvl w:val="0"/>
-          <w:numId w:val="1003"/>
-        </w:numPr>
-      </w:pPr>
-      <w:r>
-        <w:rPr>
-          <w:b/>
-          <w:bCs/>
-          <w:lang w:val="es-CO"/>
-        </w:rPr>
-        <w:t xml:space="preserve">Model → Object Notation / Relationship Notation</w:t>
-      </w:r>
-      <w:r>
-        <w:rPr>
-          <w:lang w:val="es-CO"/>
-        </w:rPr>
-        <w:t xml:space="preserve">: se dejó</w:t>
-      </w:r>
-      <w:r>
-        <w:rPr>
-          <w:lang w:val="es-CO"/>
-        </w:rPr>
-        <w:t xml:space="preserve"> </w:t>
-      </w:r>
-      <w:r>
-        <w:rPr>
-          <w:i/>
-          <w:iCs/>
-          <w:lang w:val="es-CO"/>
-        </w:rPr>
-        <w:t xml:space="preserve">Workbench (Simplified)</w:t>
-      </w:r>
-      <w:r>
-        <w:rPr>
-          <w:lang w:val="es-CO"/>
-        </w:rPr>
-        <w:t xml:space="preserve"> </w:t>
-      </w:r>
-      <w:r>
-        <w:rPr>
-          <w:lang w:val="es-CO"/>
-        </w:rPr>
-        <w:t xml:space="preserve">con</w:t>
-      </w:r>
-      <w:r>
-        <w:rPr>
-          <w:lang w:val="es-CO"/>
-        </w:rPr>
-        <w:t xml:space="preserve"> </w:t>
-      </w:r>
-      <w:r>
-        <w:rPr>
-          <w:i/>
-          <w:iCs/>
-          <w:lang w:val="es-CO"/>
-        </w:rPr>
-        <w:t xml:space="preserve">Crow’s Foot</w:t>
-      </w:r>
-      <w:r>
-        <w:rPr>
-          <w:lang w:val="es-CO"/>
-        </w:rPr>
-        <w:t xml:space="preserve"> </w:t>
-      </w:r>
-      <w:r>
-        <w:rPr>
-          <w:lang w:val="es-CO"/>
-        </w:rPr>
-        <w:t xml:space="preserve">para el MER,</w:t>
-      </w:r>
-      <w:r>
-        <w:rPr>
-          <w:lang w:val="es-CO"/>
-        </w:rPr>
-        <w:t xml:space="preserve"> </w:t>
-      </w:r>
-      <w:r>
-        <w:rPr>
-          <w:lang w:val="es-CO"/>
-        </w:rPr>
-        <w:t xml:space="preserve">y</w:t>
-      </w:r>
-      <w:r>
-        <w:rPr>
-          <w:lang w:val="es-CO"/>
-        </w:rPr>
-        <w:t xml:space="preserve"> </w:t>
-      </w:r>
-      <w:r>
-        <w:rPr>
-          <w:i/>
-          <w:iCs/>
-          <w:lang w:val="es-CO"/>
-        </w:rPr>
-        <w:t xml:space="preserve">Barker</w:t>
-      </w:r>
-      <w:r>
-        <w:rPr>
-          <w:lang w:val="es-CO"/>
-        </w:rPr>
-        <w:t xml:space="preserve"> </w:t>
-      </w:r>
-      <w:r>
-        <w:rPr>
-          <w:lang w:val="es-CO"/>
-        </w:rPr>
-        <w:t xml:space="preserve">con</w:t>
-      </w:r>
-      <w:r>
-        <w:rPr>
-          <w:lang w:val="es-CO"/>
-        </w:rPr>
-        <w:t xml:space="preserve"> </w:t>
-      </w:r>
-      <w:r>
-        <w:rPr>
-          <w:i/>
-          <w:iCs/>
-          <w:lang w:val="es-CO"/>
-        </w:rPr>
-        <w:t xml:space="preserve">Barker</w:t>
-      </w:r>
-      <w:r>
-        <w:rPr>
-          <w:lang w:val="es-CO"/>
-        </w:rPr>
-        <w:t xml:space="preserve"> </w:t>
-      </w:r>
-      <w:r>
-        <w:rPr>
-          <w:lang w:val="es-CO"/>
-        </w:rPr>
-        <w:t xml:space="preserve">para la segunda versión.</w:t>
-      </w:r>
-    </w:p>
-    <w:p>
-      <w:pPr>
-        <w:pStyle w:val="Compact"/>
-        <w:numPr>
-          <w:ilvl w:val="0"/>
-          <w:numId w:val="1003"/>
-        </w:numPr>
-      </w:pPr>
-      <w:r>
-        <w:rPr>
-          <w:lang w:val="es-CO"/>
-        </w:rPr>
-        <w:t xml:space="preserve">Se exportó cada diagrama a PDF (una página) y de ese PDF se sacó la imagen PNG en alta resolución; luego</w:t>
-      </w:r>
-      <w:r>
-        <w:rPr>
-          <w:lang w:val="es-CO"/>
-        </w:rPr>
-        <w:t xml:space="preserve"> </w:t>
-      </w:r>
-      <w:r>
-        <w:rPr>
-          <w:b/>
-          <w:bCs/>
-          <w:lang w:val="es-CO"/>
-        </w:rPr>
-        <w:t xml:space="preserve">File → Save</w:t>
-      </w:r>
-      <w:r>
-        <w:rPr>
-          <w:b/>
-          <w:bCs/>
-          <w:lang w:val="es-CO"/>
-        </w:rPr>
-        <w:t xml:space="preserve"> </w:t>
-      </w:r>
-      <w:r>
-        <w:rPr>
-          <w:b/>
-          <w:bCs/>
-          <w:lang w:val="es-CO"/>
-        </w:rPr>
-        <w:t xml:space="preserve">Model</w:t>
-      </w:r>
-      <w:r>
-        <w:rPr>
-          <w:lang w:val="es-CO"/>
-        </w:rPr>
-        <w:t xml:space="preserve"> </w:t>
-      </w:r>
-      <w:r>
-        <w:rPr>
-          <w:lang w:val="es-CO"/>
-        </w:rPr>
-        <w:t xml:space="preserve">para guardar los</w:t>
-      </w:r>
-      <w:r>
-        <w:rPr>
-          <w:lang w:val="es-CO"/>
-        </w:rPr>
-        <w:t xml:space="preserve"> </w:t>
-      </w:r>
-      <w:r>
-        <w:rPr>
-          <w:rStyle w:val="VerbatimChar"/>
-          <w:lang w:val="es-CO"/>
-        </w:rPr>
-        <w:t xml:space="preserve">.mwb</w:t>
-      </w:r>
-      <w:r>
-        <w:rPr>
-          <w:lang w:val="es-CO"/>
-        </w:rPr>
-        <w:t xml:space="preserve">.</w:t>
-      </w:r>
-    </w:p>
-    <w:p>
-      <w:pPr>
-        <w:pStyle w:val="TableCaption"/>
-      </w:pPr>
-      <w:r>
-        <w:rPr>
-          <w:lang w:val="es-CO"/>
-        </w:rPr>
-        <w:t xml:space="preserve">Archivos de MySQL Workbench entregados</w:t>
+        <w:t xml:space="preserve">Se leyó el DDL sin modificarlo, se ubicaron las tablas por área y se dibujaron las relaciones desde nulabilidad, PK, UNIQUE y FK. Barker utiliza dos mitades con obligatoriedad independiente y pata sin barras; Crow’s Foot utiliza símbolos de mínimo y máximo. Las referencias externas de cada área omiten atributos.</w:t>
       </w:r>
     </w:p>
     <w:tbl>
       <w:tblPr>
         <w:tblStyle w:val="Table"/>
-        <w:tblW w:type="pct" w:w="5000"/>
-        <w:tblLayout w:type="fixed"/>
+        <w:tblW w:type="auto" w:w="0"/>
         <w:tblLook w:firstRow="1" w:lastRow="0" w:firstColumn="0" w:lastColumn="0" w:noHBand="0" w:noVBand="0" w:val="0020"/>
-        <w:tblCaption w:val="Archivos de MySQL Workbench entregados"/>
         <w:tblBorders>
           <w:top w:val="single" w:sz="4" w:color="A6A6A6"/>
           <w:left w:val="single" w:sz="4" w:color="A6A6A6"/>
@@ -2987,32 +2115,7 @@
                 <w:sz w:val="19"/>
                 <w:lang w:val="es-CO"/>
               </w:rPr>
-              <w:t xml:space="preserve">Archivo entregado (carpeta</w:t>
-            </w:r>
-            <w:r>
-              <w:rPr>
-                <w:b/>
-                <w:sz w:val="19"/>
-                <w:lang w:val="es-CO"/>
-              </w:rPr>
-              <w:t xml:space="preserve"> </w:t>
-            </w:r>
-            <w:r>
-              <w:rPr>
-                <w:rStyle w:val="VerbatimChar"/>
-                <w:b/>
-                <w:sz w:val="19"/>
-                <w:lang w:val="es-CO"/>
-              </w:rPr>
-              <w:t xml:space="preserve">Workbench</w:t>
-            </w:r>
-            <w:r>
-              <w:rPr>
-                <w:b/>
-                <w:sz w:val="19"/>
-                <w:lang w:val="es-CO"/>
-              </w:rPr>
-              <w:t xml:space="preserve">)</w:t>
+              <w:t xml:space="preserve">Hojas Draw.io</w:t>
             </w:r>
           </w:p>
         </w:tc>
@@ -3047,22 +2150,22 @@
                 <w:sz w:val="19"/>
                 <w:lang w:val="es-CO"/>
               </w:rPr>
-              <w:t xml:space="preserve">SIGEVET_MER_CrowsFoot.mwb</w:t>
-            </w:r>
-          </w:p>
-        </w:tc>
-        <w:tc>
-          <w:tcPr/>
-          <w:p>
-            <w:pPr>
-              <w:pStyle w:val="Compact"/>
-            </w:pPr>
-            <w:r>
-              <w:rPr>
-                <w:sz w:val="19"/>
-                <w:lang w:val="es-CO"/>
-              </w:rPr>
-              <w:t xml:space="preserve">Modelo en Workbench con notación Crow’s Foot</w:t>
+              <w:t xml:space="preserve">15–18</w:t>
+            </w:r>
+          </w:p>
+        </w:tc>
+        <w:tc>
+          <w:tcPr/>
+          <w:p>
+            <w:pPr>
+              <w:pStyle w:val="Compact"/>
+            </w:pPr>
+            <w:r>
+              <w:rPr>
+                <w:sz w:val="19"/>
+                <w:lang w:val="es-CO"/>
+              </w:rPr>
+              <w:t xml:space="preserve">Barker global y áreas de organización, clínica y comercial</w:t>
             </w:r>
           </w:p>
         </w:tc>
@@ -3079,22 +2182,22 @@
                 <w:sz w:val="19"/>
                 <w:lang w:val="es-CO"/>
               </w:rPr>
-              <w:t xml:space="preserve">SIGEVET_MER_Barker.mwb</w:t>
-            </w:r>
-          </w:p>
-        </w:tc>
-        <w:tc>
-          <w:tcPr/>
-          <w:p>
-            <w:pPr>
-              <w:pStyle w:val="Compact"/>
-            </w:pPr>
-            <w:r>
-              <w:rPr>
-                <w:sz w:val="19"/>
-                <w:lang w:val="es-CO"/>
-              </w:rPr>
-              <w:t xml:space="preserve">El mismo modelo con notación Barker</w:t>
+              <w:t xml:space="preserve">19–22</w:t>
+            </w:r>
+          </w:p>
+        </w:tc>
+        <w:tc>
+          <w:tcPr/>
+          <w:p>
+            <w:pPr>
+              <w:pStyle w:val="Compact"/>
+            </w:pPr>
+            <w:r>
+              <w:rPr>
+                <w:sz w:val="19"/>
+                <w:lang w:val="es-CO"/>
+              </w:rPr>
+              <w:t xml:space="preserve">Crow’s Foot global y las mismas áreas</w:t>
             </w:r>
           </w:p>
         </w:tc>
@@ -3111,155 +2214,88 @@
                 <w:sz w:val="19"/>
                 <w:lang w:val="es-CO"/>
               </w:rPr>
-              <w:t xml:space="preserve">SIGEVET.mwb</w:t>
-            </w:r>
-          </w:p>
-        </w:tc>
-        <w:tc>
-          <w:tcPr/>
-          <w:p>
-            <w:pPr>
-              <w:pStyle w:val="Compact"/>
-            </w:pPr>
-            <w:r>
-              <w:rPr>
-                <w:sz w:val="19"/>
-                <w:lang w:val="es-CO"/>
-              </w:rPr>
-              <w:t xml:space="preserve">Modelo relacional completo (documento 6), con los tipos de dato de MySQL</w:t>
-            </w:r>
-          </w:p>
-        </w:tc>
-      </w:tr>
-      <w:tr>
-        <w:tc>
-          <w:tcPr/>
-          <w:p>
-            <w:pPr>
-              <w:pStyle w:val="Compact"/>
-            </w:pPr>
-            <w:r>
-              <w:rPr>
-                <w:sz w:val="19"/>
-                <w:lang w:val="es-CO"/>
-              </w:rPr>
-              <w:t xml:space="preserve">05_MER_CrowsFoot_Workbench (.png, .pdf)</w:t>
-            </w:r>
-          </w:p>
-        </w:tc>
-        <w:tc>
-          <w:tcPr/>
-          <w:p>
-            <w:pPr>
-              <w:pStyle w:val="Compact"/>
-            </w:pPr>
-            <w:r>
-              <w:rPr>
-                <w:sz w:val="19"/>
-                <w:lang w:val="es-CO"/>
-              </w:rPr>
-              <w:t xml:space="preserve">MER en notación Crow’s Foot</w:t>
-            </w:r>
-          </w:p>
-        </w:tc>
-      </w:tr>
-      <w:tr>
-        <w:tc>
-          <w:tcPr/>
-          <w:p>
-            <w:pPr>
-              <w:pStyle w:val="Compact"/>
-            </w:pPr>
-            <w:r>
-              <w:rPr>
-                <w:sz w:val="19"/>
-                <w:lang w:val="es-CO"/>
-              </w:rPr>
-              <w:t xml:space="preserve">05_MER_Barker_Workbench (.png, .pdf)</w:t>
-            </w:r>
-          </w:p>
-        </w:tc>
-        <w:tc>
-          <w:tcPr/>
-          <w:p>
-            <w:pPr>
-              <w:pStyle w:val="Compact"/>
-            </w:pPr>
-            <w:r>
-              <w:rPr>
-                <w:sz w:val="19"/>
-                <w:lang w:val="es-CO"/>
-              </w:rPr>
-              <w:t xml:space="preserve">MER en notación Barker</w:t>
-            </w:r>
-          </w:p>
-        </w:tc>
-      </w:tr>
-      <w:tr>
-        <w:tc>
-          <w:tcPr/>
-          <w:p>
-            <w:pPr>
-              <w:pStyle w:val="Compact"/>
-            </w:pPr>
-            <w:r>
-              <w:rPr>
-                <w:sz w:val="19"/>
-                <w:lang w:val="es-CO"/>
-              </w:rPr>
-              <w:t xml:space="preserve">06_Modelo_Relacional_Workbench (.png, .pdf)</w:t>
-            </w:r>
-          </w:p>
-        </w:tc>
-        <w:tc>
-          <w:tcPr/>
-          <w:p>
-            <w:pPr>
-              <w:pStyle w:val="Compact"/>
-            </w:pPr>
-            <w:r>
-              <w:rPr>
-                <w:sz w:val="19"/>
-                <w:lang w:val="es-CO"/>
-              </w:rPr>
-              <w:t xml:space="preserve">Modelo relacional</w:t>
-            </w:r>
-          </w:p>
-        </w:tc>
-      </w:tr>
-      <w:tr>
-        <w:tc>
-          <w:tcPr/>
-          <w:p>
-            <w:pPr>
-              <w:pStyle w:val="Compact"/>
-            </w:pPr>
-            <w:r>
-              <w:rPr>
-                <w:sz w:val="19"/>
-                <w:lang w:val="es-CO"/>
-              </w:rPr>
-              <w:t xml:space="preserve">SIGEVET_DDL_MySQL.sql</w:t>
-            </w:r>
-          </w:p>
-        </w:tc>
-        <w:tc>
-          <w:tcPr/>
-          <w:p>
-            <w:pPr>
-              <w:pStyle w:val="Compact"/>
-            </w:pPr>
-            <w:r>
-              <w:rPr>
-                <w:sz w:val="19"/>
-                <w:lang w:val="es-CO"/>
-              </w:rPr>
-              <w:t xml:space="preserve">Script de creación de tablas del que se importó el modelo</w:t>
+              <w:t xml:space="preserve">23–26</w:t>
+            </w:r>
+          </w:p>
+        </w:tc>
+        <w:tc>
+          <w:tcPr/>
+          <w:p>
+            <w:pPr>
+              <w:pStyle w:val="Compact"/>
+            </w:pPr>
+            <w:r>
+              <w:rPr>
+                <w:sz w:val="19"/>
+                <w:lang w:val="es-CO"/>
+              </w:rPr>
+              <w:t xml:space="preserve">Modelo relacional con tipos MySQL</w:t>
             </w:r>
           </w:p>
         </w:tc>
       </w:tr>
     </w:tbl>
+    <w:p>
+      <w:pPr>
+        <w:pStyle w:val="FirstParagraph"/>
+      </w:pPr>
+      <w:r>
+        <w:rPr>
+          <w:lang w:val="es-CO"/>
+        </w:rPr>
+        <w:t xml:space="preserve">Las fuentes</w:t>
+      </w:r>
+      <w:r>
+        <w:rPr>
+          <w:lang w:val="es-CO"/>
+        </w:rPr>
+        <w:t xml:space="preserve"> </w:t>
+      </w:r>
+      <w:r>
+        <w:rPr>
+          <w:rStyle w:val="VerbatimChar"/>
+          <w:lang w:val="es-CO"/>
+        </w:rPr>
+        <w:t xml:space="preserve">.drawio</w:t>
+      </w:r>
+      <w:r>
+        <w:rPr>
+          <w:lang w:val="es-CO"/>
+        </w:rPr>
+        <w:t xml:space="preserve"> </w:t>
+      </w:r>
+      <w:r>
+        <w:rPr>
+          <w:lang w:val="es-CO"/>
+        </w:rPr>
+        <w:t xml:space="preserve">y sus exportaciones PNG, SVG y PDF son la entrega vigente; los</w:t>
+      </w:r>
+      <w:r>
+        <w:rPr>
+          <w:lang w:val="es-CO"/>
+        </w:rPr>
+        <w:t xml:space="preserve"> </w:t>
+      </w:r>
+      <w:r>
+        <w:rPr>
+          <w:rStyle w:val="VerbatimChar"/>
+          <w:lang w:val="es-CO"/>
+        </w:rPr>
+        <w:t xml:space="preserve">.mwb</w:t>
+      </w:r>
+      <w:r>
+        <w:rPr>
+          <w:lang w:val="es-CO"/>
+        </w:rPr>
+        <w:t xml:space="preserve"> </w:t>
+      </w:r>
+      <w:r>
+        <w:rPr>
+          <w:lang w:val="es-CO"/>
+        </w:rPr>
+        <w:t xml:space="preserve">y sus exportaciones anteriores quedan como material histórico de respaldo.</w:t>
+      </w:r>
+    </w:p>
     <w:sectPr>
       <w:headerReference w:type="default" r:id="rId9"/>
       <w:footerReference w:type="default" r:id="rId10"/>
@@ -3521,129 +2557,11 @@
       </w:rPr>
     </w:lvl>
   </w:abstractNum>
-  <w:abstractNum w:abstractNumId="99411">
-    <w:nsid w:val="00A99411"/>
-    <w:multiLevelType w:val="multilevel"/>
-    <w:lvl w:ilvl="0">
-      <w:start w:val="1"/>
-      <w:numFmt w:val="decimal"/>
-      <w:lvlText w:val="%1."/>
-      <w:lvlJc w:val="left"/>
-      <w:pPr>
-        <w:ind w:left="720" w:hanging="360"/>
-      </w:pPr>
-    </w:lvl>
-    <w:lvl w:ilvl="1">
-      <w:start w:val="1"/>
-      <w:numFmt w:val="decimal"/>
-      <w:lvlText w:val="%2."/>
-      <w:lvlJc w:val="left"/>
-      <w:pPr>
-        <w:ind w:left="1440" w:hanging="360"/>
-      </w:pPr>
-    </w:lvl>
-    <w:lvl w:ilvl="2">
-      <w:start w:val="1"/>
-      <w:numFmt w:val="decimal"/>
-      <w:lvlText w:val="%3."/>
-      <w:lvlJc w:val="left"/>
-      <w:pPr>
-        <w:ind w:left="2160" w:hanging="360"/>
-      </w:pPr>
-    </w:lvl>
-    <w:lvl w:ilvl="3">
-      <w:start w:val="1"/>
-      <w:numFmt w:val="decimal"/>
-      <w:lvlText w:val="%4."/>
-      <w:lvlJc w:val="left"/>
-      <w:pPr>
-        <w:ind w:left="2880" w:hanging="360"/>
-      </w:pPr>
-    </w:lvl>
-    <w:lvl w:ilvl="4">
-      <w:start w:val="1"/>
-      <w:numFmt w:val="decimal"/>
-      <w:lvlText w:val="%5."/>
-      <w:lvlJc w:val="left"/>
-      <w:pPr>
-        <w:ind w:left="3600" w:hanging="360"/>
-      </w:pPr>
-    </w:lvl>
-    <w:lvl w:ilvl="5">
-      <w:start w:val="1"/>
-      <w:numFmt w:val="decimal"/>
-      <w:lvlText w:val="%6."/>
-      <w:lvlJc w:val="left"/>
-      <w:pPr>
-        <w:ind w:left="4320" w:hanging="360"/>
-      </w:pPr>
-    </w:lvl>
-    <w:lvl w:ilvl="6">
-      <w:start w:val="1"/>
-      <w:numFmt w:val="decimal"/>
-      <w:lvlText w:val="%7."/>
-      <w:lvlJc w:val="left"/>
-      <w:pPr>
-        <w:ind w:left="5040" w:hanging="360"/>
-      </w:pPr>
-    </w:lvl>
-    <w:lvl w:ilvl="7">
-      <w:start w:val="1"/>
-      <w:numFmt w:val="decimal"/>
-      <w:lvlText w:val="%8."/>
-      <w:lvlJc w:val="left"/>
-      <w:pPr>
-        <w:ind w:left="5760" w:hanging="360"/>
-      </w:pPr>
-    </w:lvl>
-    <w:lvl w:ilvl="8">
-      <w:start w:val="1"/>
-      <w:numFmt w:val="decimal"/>
-      <w:lvlText w:val="%9."/>
-      <w:lvlJc w:val="left"/>
-      <w:pPr>
-        <w:ind w:left="6480" w:hanging="360"/>
-      </w:pPr>
-    </w:lvl>
-  </w:abstractNum>
   <w:num w:numId="1000">
     <w:abstractNumId w:val="990"/>
   </w:num>
   <w:num w:numId="1001">
     <w:abstractNumId w:val="991"/>
-  </w:num>
-  <w:num w:numId="1002">
-    <w:abstractNumId w:val="991"/>
-  </w:num>
-  <w:num w:numId="1003">
-    <w:abstractNumId w:val="99411"/>
-    <w:lvlOverride w:ilvl="0">
-      <w:startOverride w:val="1"/>
-    </w:lvlOverride>
-    <w:lvlOverride w:ilvl="1">
-      <w:startOverride w:val="1"/>
-    </w:lvlOverride>
-    <w:lvlOverride w:ilvl="2">
-      <w:startOverride w:val="1"/>
-    </w:lvlOverride>
-    <w:lvlOverride w:ilvl="3">
-      <w:startOverride w:val="1"/>
-    </w:lvlOverride>
-    <w:lvlOverride w:ilvl="4">
-      <w:startOverride w:val="1"/>
-    </w:lvlOverride>
-    <w:lvlOverride w:ilvl="5">
-      <w:startOverride w:val="1"/>
-    </w:lvlOverride>
-    <w:lvlOverride w:ilvl="6">
-      <w:startOverride w:val="1"/>
-    </w:lvlOverride>
-    <w:lvlOverride w:ilvl="7">
-      <w:startOverride w:val="1"/>
-    </w:lvlOverride>
-    <w:lvlOverride w:ilvl="8">
-      <w:startOverride w:val="1"/>
-    </w:lvlOverride>
   </w:num>
 </w:numbering>
 </file>

--- a/documentos/fase1/05_Modelo_ER_Barker_CrowsFoot.docx
+++ b/documentos/fase1/05_Modelo_ER_Barker_CrowsFoot.docx
@@ -622,26 +622,69 @@
             </w:pPr>
             <w:r>
               <w:rPr>
-                <w:rStyle w:val="VerbatimChar"/>
-                <w:sz w:val="19"/>
-                <w:lang w:val="es-CO"/>
-              </w:rPr>
-              <w:t xml:space="preserve">(FK)</w:t>
-            </w:r>
-          </w:p>
-        </w:tc>
-        <w:tc>
-          <w:tcPr/>
-          <w:p>
-            <w:pPr>
-              <w:pStyle w:val="Compact"/>
-            </w:pPr>
-            <w:r>
-              <w:rPr>
-                <w:sz w:val="19"/>
-                <w:lang w:val="es-CO"/>
-              </w:rPr>
-              <w:t xml:space="preserve">Atributo que viene de otra entidad por una relación</w:t>
+                <w:sz w:val="19"/>
+                <w:lang w:val="es-CO"/>
+              </w:rPr>
+              <w:t xml:space="preserve">Línea continua (mitad de la relación)</w:t>
+            </w:r>
+          </w:p>
+        </w:tc>
+        <w:tc>
+          <w:tcPr/>
+          <w:p>
+            <w:pPr>
+              <w:pStyle w:val="Compact"/>
+            </w:pPr>
+            <w:r>
+              <w:rPr>
+                <w:sz w:val="19"/>
+                <w:lang w:val="es-CO"/>
+              </w:rPr>
+              <w:t xml:space="preserve">La entidad de ese extremo</w:t>
+            </w:r>
+            <w:r>
+              <w:rPr>
+                <w:sz w:val="19"/>
+                <w:lang w:val="es-CO"/>
+              </w:rPr>
+              <w:t xml:space="preserve"> </w:t>
+            </w:r>
+            <w:r>
+              <w:rPr>
+                <w:b/>
+                <w:bCs/>
+                <w:sz w:val="19"/>
+                <w:lang w:val="es-CO"/>
+              </w:rPr>
+              <w:t xml:space="preserve">debe</w:t>
+            </w:r>
+            <w:r>
+              <w:rPr>
+                <w:sz w:val="19"/>
+                <w:lang w:val="es-CO"/>
+              </w:rPr>
+              <w:t xml:space="preserve"> </w:t>
+            </w:r>
+            <w:r>
+              <w:rPr>
+                <w:sz w:val="19"/>
+                <w:lang w:val="es-CO"/>
+              </w:rPr>
+              <w:t xml:space="preserve">participar (</w:t>
+            </w:r>
+            <w:r>
+              <w:rPr>
+                <w:sz w:val="19"/>
+                <w:lang w:val="es-CO"/>
+              </w:rPr>
+              <w:t xml:space="preserve">“must be”</w:t>
+            </w:r>
+            <w:r>
+              <w:rPr>
+                <w:sz w:val="19"/>
+                <w:lang w:val="es-CO"/>
+              </w:rPr>
+              <w:t xml:space="preserve">)</w:t>
             </w:r>
           </w:p>
         </w:tc>
@@ -658,7 +701,7 @@
                 <w:sz w:val="19"/>
                 <w:lang w:val="es-CO"/>
               </w:rPr>
-              <w:t xml:space="preserve">Línea continua (mitad de la relación)</w:t>
+              <w:t xml:space="preserve">Línea discontinua (mitad de la relación)</w:t>
             </w:r>
           </w:p>
         </w:tc>
@@ -689,7 +732,7 @@
                 <w:sz w:val="19"/>
                 <w:lang w:val="es-CO"/>
               </w:rPr>
-              <w:t xml:space="preserve">debe</w:t>
+              <w:t xml:space="preserve">puede</w:t>
             </w:r>
             <w:r>
               <w:rPr>
@@ -710,7 +753,7 @@
                 <w:sz w:val="19"/>
                 <w:lang w:val="es-CO"/>
               </w:rPr>
-              <w:t xml:space="preserve">“must be”</w:t>
+              <w:t xml:space="preserve">“may be”</w:t>
             </w:r>
             <w:r>
               <w:rPr>
@@ -734,22 +777,22 @@
                 <w:sz w:val="19"/>
                 <w:lang w:val="es-CO"/>
               </w:rPr>
-              <w:t xml:space="preserve">Línea discontinua (mitad de la relación)</w:t>
-            </w:r>
-          </w:p>
-        </w:tc>
-        <w:tc>
-          <w:tcPr/>
-          <w:p>
-            <w:pPr>
-              <w:pStyle w:val="Compact"/>
-            </w:pPr>
-            <w:r>
-              <w:rPr>
-                <w:sz w:val="19"/>
-                <w:lang w:val="es-CO"/>
-              </w:rPr>
-              <w:t xml:space="preserve">La entidad de ese extremo</w:t>
+              <w:t xml:space="preserve">Pata de gallina en un extremo</w:t>
+            </w:r>
+          </w:p>
+        </w:tc>
+        <w:tc>
+          <w:tcPr/>
+          <w:p>
+            <w:pPr>
+              <w:pStyle w:val="Compact"/>
+            </w:pPr>
+            <w:r>
+              <w:rPr>
+                <w:sz w:val="19"/>
+                <w:lang w:val="es-CO"/>
+              </w:rPr>
+              <w:t xml:space="preserve">Ese extremo es</w:t>
             </w:r>
             <w:r>
               <w:rPr>
@@ -760,12 +803,10 @@
             </w:r>
             <w:r>
               <w:rPr>
-                <w:b/>
-                <w:bCs/>
-                <w:sz w:val="19"/>
-                <w:lang w:val="es-CO"/>
-              </w:rPr>
-              <w:t xml:space="preserve">puede</w:t>
+                <w:sz w:val="19"/>
+                <w:lang w:val="es-CO"/>
+              </w:rPr>
+              <w:t xml:space="preserve">“uno o más”</w:t>
             </w:r>
             <w:r>
               <w:rPr>
@@ -779,21 +820,7 @@
                 <w:sz w:val="19"/>
                 <w:lang w:val="es-CO"/>
               </w:rPr>
-              <w:t xml:space="preserve">participar (</w:t>
-            </w:r>
-            <w:r>
-              <w:rPr>
-                <w:sz w:val="19"/>
-                <w:lang w:val="es-CO"/>
-              </w:rPr>
-              <w:t xml:space="preserve">“may be”</w:t>
-            </w:r>
-            <w:r>
-              <w:rPr>
-                <w:sz w:val="19"/>
-                <w:lang w:val="es-CO"/>
-              </w:rPr>
-              <w:t xml:space="preserve">)</w:t>
+              <w:t xml:space="preserve">(muchos)</w:t>
             </w:r>
           </w:p>
         </w:tc>
@@ -810,7 +837,7 @@
                 <w:sz w:val="19"/>
                 <w:lang w:val="es-CO"/>
               </w:rPr>
-              <w:t xml:space="preserve">Pata de gallina en un extremo</w:t>
+              <w:t xml:space="preserve">Extremo sin pata de gallina</w:t>
             </w:r>
           </w:p>
         </w:tc>
@@ -839,21 +866,7 @@
                 <w:sz w:val="19"/>
                 <w:lang w:val="es-CO"/>
               </w:rPr>
-              <w:t xml:space="preserve">“uno o más”</w:t>
-            </w:r>
-            <w:r>
-              <w:rPr>
-                <w:sz w:val="19"/>
-                <w:lang w:val="es-CO"/>
-              </w:rPr>
-              <w:t xml:space="preserve"> </w:t>
-            </w:r>
-            <w:r>
-              <w:rPr>
-                <w:sz w:val="19"/>
-                <w:lang w:val="es-CO"/>
-              </w:rPr>
-              <w:t xml:space="preserve">(muchos)</w:t>
+              <w:t xml:space="preserve">“uno y solo uno”</w:t>
             </w:r>
           </w:p>
         </w:tc>
@@ -870,36 +883,22 @@
                 <w:sz w:val="19"/>
                 <w:lang w:val="es-CO"/>
               </w:rPr>
-              <w:t xml:space="preserve">Extremo sin pata de gallina</w:t>
-            </w:r>
-          </w:p>
-        </w:tc>
-        <w:tc>
-          <w:tcPr/>
-          <w:p>
-            <w:pPr>
-              <w:pStyle w:val="Compact"/>
-            </w:pPr>
-            <w:r>
-              <w:rPr>
-                <w:sz w:val="19"/>
-                <w:lang w:val="es-CO"/>
-              </w:rPr>
-              <w:t xml:space="preserve">Ese extremo es</w:t>
-            </w:r>
-            <w:r>
-              <w:rPr>
-                <w:sz w:val="19"/>
-                <w:lang w:val="es-CO"/>
-              </w:rPr>
-              <w:t xml:space="preserve"> </w:t>
-            </w:r>
-            <w:r>
-              <w:rPr>
-                <w:sz w:val="19"/>
-                <w:lang w:val="es-CO"/>
-              </w:rPr>
-              <w:t xml:space="preserve">“uno y solo uno”</w:t>
+              <w:t xml:space="preserve">Barra que cruza la línea junto a una entidad</w:t>
+            </w:r>
+          </w:p>
+        </w:tc>
+        <w:tc>
+          <w:tcPr/>
+          <w:p>
+            <w:pPr>
+              <w:pStyle w:val="Compact"/>
+            </w:pPr>
+            <w:r>
+              <w:rPr>
+                <w:sz w:val="19"/>
+                <w:lang w:val="es-CO"/>
+              </w:rPr>
+              <w:t xml:space="preserve">La relación forma parte del identificador de esa entidad (relación identificadora)</w:t>
             </w:r>
           </w:p>
         </w:tc>
@@ -913,82 +912,6 @@
             </w:pPr>
             <w:r>
               <w:rPr>
-                <w:rStyle w:val="VerbatimChar"/>
-                <w:sz w:val="19"/>
-                <w:lang w:val="es-CO"/>
-              </w:rPr>
-              <w:t xml:space="preserve">#</w:t>
-            </w:r>
-            <w:r>
-              <w:rPr>
-                <w:sz w:val="19"/>
-                <w:lang w:val="es-CO"/>
-              </w:rPr>
-              <w:t xml:space="preserve"> </w:t>
-            </w:r>
-            <w:r>
-              <w:rPr>
-                <w:sz w:val="19"/>
-                <w:lang w:val="es-CO"/>
-              </w:rPr>
-              <w:t xml:space="preserve">y</w:t>
-            </w:r>
-            <w:r>
-              <w:rPr>
-                <w:sz w:val="19"/>
-                <w:lang w:val="es-CO"/>
-              </w:rPr>
-              <w:t xml:space="preserve"> </w:t>
-            </w:r>
-            <w:r>
-              <w:rPr>
-                <w:rStyle w:val="VerbatimChar"/>
-                <w:sz w:val="19"/>
-                <w:lang w:val="es-CO"/>
-              </w:rPr>
-              <w:t xml:space="preserve">[FK]</w:t>
-            </w:r>
-            <w:r>
-              <w:rPr>
-                <w:sz w:val="19"/>
-                <w:lang w:val="es-CO"/>
-              </w:rPr>
-              <w:t xml:space="preserve"> </w:t>
-            </w:r>
-            <w:r>
-              <w:rPr>
-                <w:sz w:val="19"/>
-                <w:lang w:val="es-CO"/>
-              </w:rPr>
-              <w:t xml:space="preserve">en un atributo</w:t>
-            </w:r>
-          </w:p>
-        </w:tc>
-        <w:tc>
-          <w:tcPr/>
-          <w:p>
-            <w:pPr>
-              <w:pStyle w:val="Compact"/>
-            </w:pPr>
-            <w:r>
-              <w:rPr>
-                <w:sz w:val="19"/>
-                <w:lang w:val="es-CO"/>
-              </w:rPr>
-              <w:t xml:space="preserve">La FK forma parte del identificador; el UID se indica explícitamente en los atributos</w:t>
-            </w:r>
-          </w:p>
-        </w:tc>
-      </w:tr>
-      <w:tr>
-        <w:tc>
-          <w:tcPr/>
-          <w:p>
-            <w:pPr>
-              <w:pStyle w:val="Compact"/>
-            </w:pPr>
-            <w:r>
-              <w:rPr>
                 <w:sz w:val="19"/>
                 <w:lang w:val="es-CO"/>
               </w:rPr>
@@ -1031,14 +954,14 @@
       <w:r>
         <w:drawing>
           <wp:inline>
-            <wp:extent cx="5334000" cy="4427446"/>
+            <wp:extent cx="5334000" cy="4796652"/>
             <wp:effectExtent b="0" l="0" r="0" t="0"/>
             <wp:docPr descr="Modelo de SIGEVET en notación Barker (Draw.io)" title="" id="22" name="Picture"/>
             <a:graphic>
               <a:graphicData uri="http://schemas.openxmlformats.org/drawingml/2006/picture">
                 <pic:pic>
                   <pic:nvPicPr>
-                    <pic:cNvPr descr="diagramas/png/15_Barker_Global_191116-24Oct2026.png" id="23" name="Picture"/>
+                    <pic:cNvPr descr="diagramas/png/15_Barker_Global.png" id="23" name="Picture"/>
                     <pic:cNvPicPr>
                       <a:picLocks noChangeArrowheads="1" noChangeAspect="1"/>
                     </pic:cNvPicPr>
@@ -1052,7 +975,7 @@
                   <pic:spPr bwMode="auto">
                     <a:xfrm>
                       <a:off x="0" y="0"/>
-                      <a:ext cx="5334000" cy="4427446"/>
+                      <a:ext cx="5334000" cy="4796652"/>
                     </a:xfrm>
                     <a:prstGeom prst="rect">
                       <a:avLst/>
@@ -1155,7 +1078,7 @@
         <w:rPr>
           <w:lang w:val="es-CO"/>
         </w:rPr>
-        <w:t xml:space="preserve">modelo extendido). Las relaciones ATIENDE (con CITA), CERTIFICADO_EN y ASISTE se conectan al subtipo.</w:t>
+        <w:t xml:space="preserve">modelo extendido). Las relaciones ATENDER (con CITA), CERTIFICAR y ASISTIR se conectan al subtipo.</w:t>
       </w:r>
     </w:p>
     <w:p>
@@ -1263,7 +1186,7 @@
         <w:rPr>
           <w:lang w:val="es-CO"/>
         </w:rPr>
-        <w:t xml:space="preserve">DIRIGE, TIENE y GENERA no tienen pata de gallina en ningún extremo.</w:t>
+        <w:t xml:space="preserve">DIRIGIR, TENER y GENERAR no tienen pata de gallina en ningún extremo.</w:t>
       </w:r>
     </w:p>
     <w:p>
@@ -1292,7 +1215,7 @@
         <w:rPr>
           <w:lang w:val="es-CO"/>
         </w:rPr>
-        <w:t xml:space="preserve">SEDE y EMPLEADO se relacionan dos veces: LABORA_EN (1:N) y DIRIGE (1:1).</w:t>
+        <w:t xml:space="preserve">SEDE y EMPLEADO se relacionan dos veces: LABORAR (1:N) y DIRIGIR (1:1).</w:t>
       </w:r>
     </w:p>
     <w:p>
@@ -1619,14 +1542,14 @@
       <w:r>
         <w:drawing>
           <wp:inline>
-            <wp:extent cx="5334000" cy="4427446"/>
+            <wp:extent cx="5334000" cy="4820695"/>
             <wp:effectExtent b="0" l="0" r="0" t="0"/>
             <wp:docPr descr="MER de SIGEVET en notación Crow’s Foot (Draw.io)" title="" id="27" name="Picture"/>
             <a:graphic>
               <a:graphicData uri="http://schemas.openxmlformats.org/drawingml/2006/picture">
                 <pic:pic>
                   <pic:nvPicPr>
-                    <pic:cNvPr descr="diagramas/png/19_CrowsFoot_Global_191116-24Oct2026.png" id="28" name="Picture"/>
+                    <pic:cNvPr descr="diagramas/png/19_CrowsFoot_Global.png" id="28" name="Picture"/>
                     <pic:cNvPicPr>
                       <a:picLocks noChangeArrowheads="1" noChangeAspect="1"/>
                     </pic:cNvPicPr>
@@ -1640,7 +1563,7 @@
                   <pic:spPr bwMode="auto">
                     <a:xfrm>
                       <a:off x="0" y="0"/>
-                      <a:ext cx="5334000" cy="4427446"/>
+                      <a:ext cx="5334000" cy="4820695"/>
                     </a:xfrm>
                     <a:prstGeom prst="rect">
                       <a:avLst/>
@@ -1899,7 +1822,7 @@
                 <w:sz w:val="19"/>
                 <w:lang w:val="es-CO"/>
               </w:rPr>
-              <w:t xml:space="preserve">Relación N:M CERTIFICADO_EN con atributo</w:t>
+              <w:t xml:space="preserve">Relación N:M CERTIFICAR con atributo</w:t>
             </w:r>
             <w:r>
               <w:rPr>
@@ -1946,7 +1869,7 @@
                 <w:sz w:val="19"/>
                 <w:lang w:val="es-CO"/>
               </w:rPr>
-              <w:t xml:space="preserve">Relación N:M PRESCRIBE con los atributos de la fórmula</w:t>
+              <w:t xml:space="preserve">Relación N:M PRESCRIBIR con los atributos de la fórmula</w:t>
             </w:r>
           </w:p>
         </w:tc>
@@ -1978,7 +1901,7 @@
                 <w:sz w:val="19"/>
                 <w:lang w:val="es-CO"/>
               </w:rPr>
-              <w:t xml:space="preserve">Relación N:M ALMACENA con los atributos de stock</w:t>
+              <w:t xml:space="preserve">Relación N:M ALMACENAR con los atributos de stock</w:t>
             </w:r>
           </w:p>
         </w:tc>
@@ -2076,7 +1999,7 @@
         <w:rPr>
           <w:lang w:val="es-CO"/>
         </w:rPr>
-        <w:t xml:space="preserve">Se leyó el DDL sin modificarlo, se ubicaron las tablas por área y se dibujaron las relaciones desde nulabilidad, PK, UNIQUE y FK. Barker utiliza dos mitades con obligatoriedad independiente y pata sin barras; Crow’s Foot utiliza símbolos de mínimo y máximo. Las referencias externas de cada área omiten atributos.</w:t>
+        <w:t xml:space="preserve">Se leyó el DDL sin modificarlo, se ubicaron las tablas por área y se dibujaron las relaciones desde nulabilidad, PK, UNIQUE y FK. Barker utiliza dos mitades con obligatoriedad independiente; las llaves foráneas no se escriben como atributos porque las muestra la relación. Crow’s Foot utiliza símbolos de mínimo y máximo. Las hojas por área muestran solo las tablas de esa área.</w:t>
       </w:r>
     </w:p>
     <w:tbl>
@@ -2268,7 +2191,7 @@
         <w:rPr>
           <w:lang w:val="es-CO"/>
         </w:rPr>
-        <w:t xml:space="preserve">y sus exportaciones PNG, SVG y PDF son la entrega vigente; los</w:t>
+        <w:t xml:space="preserve">y sus exportaciones PNG y PDF son la entrega vigente; los</w:t>
       </w:r>
       <w:r>
         <w:rPr>

--- a/documentos/fase1/05_Modelo_ER_Barker_CrowsFoot.docx
+++ b/documentos/fase1/05_Modelo_ER_Barker_CrowsFoot.docx
@@ -312,7 +312,7 @@
         <w:rPr>
           <w:lang w:val="es-CO"/>
         </w:rPr>
-        <w:t xml:space="preserve">Este documento presenta los modelos lógicos</w:t>
+        <w:t xml:space="preserve">Barker y Crow’s Foot en Draw.io:</w:t>
       </w:r>
       <w:r>
         <w:rPr>
@@ -326,65 +326,13 @@
           <w:bCs/>
           <w:lang w:val="es-CO"/>
         </w:rPr>
-        <w:t xml:space="preserve">Barker</w:t>
-      </w:r>
-      <w:r>
-        <w:rPr>
-          <w:lang w:val="es-CO"/>
-        </w:rPr>
-        <w:t xml:space="preserve"> </w:t>
-      </w:r>
-      <w:r>
-        <w:rPr>
-          <w:lang w:val="es-CO"/>
-        </w:rPr>
-        <w:t xml:space="preserve">y</w:t>
-      </w:r>
-      <w:r>
-        <w:rPr>
-          <w:lang w:val="es-CO"/>
-        </w:rPr>
-        <w:t xml:space="preserve"> </w:t>
-      </w:r>
-      <w:r>
-        <w:rPr>
-          <w:b/>
-          <w:bCs/>
-          <w:lang w:val="es-CO"/>
-        </w:rPr>
-        <w:t xml:space="preserve">Crow’s Foot</w:t>
-      </w:r>
-      <w:r>
-        <w:rPr>
-          <w:lang w:val="es-CO"/>
-        </w:rPr>
-        <w:t xml:space="preserve">, elaborados en</w:t>
-      </w:r>
-      <w:r>
-        <w:rPr>
-          <w:lang w:val="es-CO"/>
-        </w:rPr>
-        <w:t xml:space="preserve"> </w:t>
-      </w:r>
-      <w:r>
-        <w:rPr>
-          <w:b/>
-          <w:bCs/>
-          <w:lang w:val="es-CO"/>
-        </w:rPr>
-        <w:t xml:space="preserve">Draw.io</w:t>
-      </w:r>
-      <w:r>
-        <w:rPr>
-          <w:lang w:val="es-CO"/>
-        </w:rPr>
-        <w:t xml:space="preserve"> </w:t>
-      </w:r>
-      <w:r>
-        <w:rPr>
-          <w:lang w:val="es-CO"/>
-        </w:rPr>
-        <w:t xml:space="preserve">a partir del esquema de 22 tablas y 30 llaves foráneas. Las hojas lógicas omiten los tipos SQL; la vista física del documento 6 los incluye. Las relaciones N:M originan VETERINARIO_ESPECIALIDAD, PRESCRIPCION e INVENTARIO; el teléfono multivaluado origina TELEFONO_CLIENTE. Los archivos históricos de Workbench se conservan como respaldo; la versión vigente es la de Draw.io.</w:t>
+        <w:t xml:space="preserve">22 tablas y 30 llaves foráneas</w:t>
+      </w:r>
+      <w:r>
+        <w:rPr>
+          <w:lang w:val="es-CO"/>
+        </w:rPr>
+        <w:t xml:space="preserve">, sin tipos SQL (incluidos en documento 6). Workbench: respaldo.</w:t>
       </w:r>
     </w:p>
     <w:p>
@@ -509,7 +457,7 @@
                 <w:sz w:val="19"/>
                 <w:lang w:val="es-CO"/>
               </w:rPr>
-              <w:t xml:space="preserve">Caja de esquinas redondeadas con el nombre en la parte superior</w:t>
+              <w:t xml:space="preserve">Caja redondeada con nombre arriba</w:t>
             </w:r>
           </w:p>
         </w:tc>
@@ -542,7 +490,7 @@
                 <w:sz w:val="19"/>
                 <w:lang w:val="es-CO"/>
               </w:rPr>
-              <w:t xml:space="preserve">Atributo que forma parte del identificador único (UID)</w:t>
+              <w:t xml:space="preserve">Identificador único (UID)</w:t>
             </w:r>
           </w:p>
         </w:tc>
@@ -625,52 +573,22 @@
                 <w:sz w:val="19"/>
                 <w:lang w:val="es-CO"/>
               </w:rPr>
-              <w:t xml:space="preserve">Línea continua (mitad de la relación)</w:t>
-            </w:r>
-          </w:p>
-        </w:tc>
-        <w:tc>
-          <w:tcPr/>
-          <w:p>
-            <w:pPr>
-              <w:pStyle w:val="Compact"/>
-            </w:pPr>
-            <w:r>
-              <w:rPr>
-                <w:sz w:val="19"/>
-                <w:lang w:val="es-CO"/>
-              </w:rPr>
-              <w:t xml:space="preserve">La entidad de ese extremo</w:t>
-            </w:r>
-            <w:r>
-              <w:rPr>
-                <w:sz w:val="19"/>
-                <w:lang w:val="es-CO"/>
-              </w:rPr>
-              <w:t xml:space="preserve"> </w:t>
-            </w:r>
-            <w:r>
-              <w:rPr>
-                <w:b/>
-                <w:bCs/>
-                <w:sz w:val="19"/>
-                <w:lang w:val="es-CO"/>
-              </w:rPr>
-              <w:t xml:space="preserve">debe</w:t>
-            </w:r>
-            <w:r>
-              <w:rPr>
-                <w:sz w:val="19"/>
-                <w:lang w:val="es-CO"/>
-              </w:rPr>
-              <w:t xml:space="preserve"> </w:t>
-            </w:r>
-            <w:r>
-              <w:rPr>
-                <w:sz w:val="19"/>
-                <w:lang w:val="es-CO"/>
-              </w:rPr>
-              <w:t xml:space="preserve">participar (</w:t>
+              <w:t xml:space="preserve">Línea continua (mitad de relación)</w:t>
+            </w:r>
+          </w:p>
+        </w:tc>
+        <w:tc>
+          <w:tcPr/>
+          <w:p>
+            <w:pPr>
+              <w:pStyle w:val="Compact"/>
+            </w:pPr>
+            <w:r>
+              <w:rPr>
+                <w:sz w:val="19"/>
+                <w:lang w:val="es-CO"/>
+              </w:rPr>
+              <w:t xml:space="preserve">Participación obligatoria (</w:t>
             </w:r>
             <w:r>
               <w:rPr>
@@ -701,52 +619,22 @@
                 <w:sz w:val="19"/>
                 <w:lang w:val="es-CO"/>
               </w:rPr>
-              <w:t xml:space="preserve">Línea discontinua (mitad de la relación)</w:t>
-            </w:r>
-          </w:p>
-        </w:tc>
-        <w:tc>
-          <w:tcPr/>
-          <w:p>
-            <w:pPr>
-              <w:pStyle w:val="Compact"/>
-            </w:pPr>
-            <w:r>
-              <w:rPr>
-                <w:sz w:val="19"/>
-                <w:lang w:val="es-CO"/>
-              </w:rPr>
-              <w:t xml:space="preserve">La entidad de ese extremo</w:t>
-            </w:r>
-            <w:r>
-              <w:rPr>
-                <w:sz w:val="19"/>
-                <w:lang w:val="es-CO"/>
-              </w:rPr>
-              <w:t xml:space="preserve"> </w:t>
-            </w:r>
-            <w:r>
-              <w:rPr>
-                <w:b/>
-                <w:bCs/>
-                <w:sz w:val="19"/>
-                <w:lang w:val="es-CO"/>
-              </w:rPr>
-              <w:t xml:space="preserve">puede</w:t>
-            </w:r>
-            <w:r>
-              <w:rPr>
-                <w:sz w:val="19"/>
-                <w:lang w:val="es-CO"/>
-              </w:rPr>
-              <w:t xml:space="preserve"> </w:t>
-            </w:r>
-            <w:r>
-              <w:rPr>
-                <w:sz w:val="19"/>
-                <w:lang w:val="es-CO"/>
-              </w:rPr>
-              <w:t xml:space="preserve">participar (</w:t>
+              <w:t xml:space="preserve">Línea discontinua (mitad de relación)</w:t>
+            </w:r>
+          </w:p>
+        </w:tc>
+        <w:tc>
+          <w:tcPr/>
+          <w:p>
+            <w:pPr>
+              <w:pStyle w:val="Compact"/>
+            </w:pPr>
+            <w:r>
+              <w:rPr>
+                <w:sz w:val="19"/>
+                <w:lang w:val="es-CO"/>
+              </w:rPr>
+              <w:t xml:space="preserve">Participación opcional (</w:t>
             </w:r>
             <w:r>
               <w:rPr>
@@ -777,50 +665,22 @@
                 <w:sz w:val="19"/>
                 <w:lang w:val="es-CO"/>
               </w:rPr>
-              <w:t xml:space="preserve">Pata de gallina en un extremo</w:t>
-            </w:r>
-          </w:p>
-        </w:tc>
-        <w:tc>
-          <w:tcPr/>
-          <w:p>
-            <w:pPr>
-              <w:pStyle w:val="Compact"/>
-            </w:pPr>
-            <w:r>
-              <w:rPr>
-                <w:sz w:val="19"/>
-                <w:lang w:val="es-CO"/>
-              </w:rPr>
-              <w:t xml:space="preserve">Ese extremo es</w:t>
-            </w:r>
-            <w:r>
-              <w:rPr>
-                <w:sz w:val="19"/>
-                <w:lang w:val="es-CO"/>
-              </w:rPr>
-              <w:t xml:space="preserve"> </w:t>
-            </w:r>
-            <w:r>
-              <w:rPr>
-                <w:sz w:val="19"/>
-                <w:lang w:val="es-CO"/>
-              </w:rPr>
-              <w:t xml:space="preserve">“uno o más”</w:t>
-            </w:r>
-            <w:r>
-              <w:rPr>
-                <w:sz w:val="19"/>
-                <w:lang w:val="es-CO"/>
-              </w:rPr>
-              <w:t xml:space="preserve"> </w:t>
-            </w:r>
-            <w:r>
-              <w:rPr>
-                <w:sz w:val="19"/>
-                <w:lang w:val="es-CO"/>
-              </w:rPr>
-              <w:t xml:space="preserve">(muchos)</w:t>
+              <w:t xml:space="preserve">Pata de gallina</w:t>
+            </w:r>
+          </w:p>
+        </w:tc>
+        <w:tc>
+          <w:tcPr/>
+          <w:p>
+            <w:pPr>
+              <w:pStyle w:val="Compact"/>
+            </w:pPr>
+            <w:r>
+              <w:rPr>
+                <w:sz w:val="19"/>
+                <w:lang w:val="es-CO"/>
+              </w:rPr>
+              <w:t xml:space="preserve">Uno o más</w:t>
             </w:r>
           </w:p>
         </w:tc>
@@ -837,36 +697,22 @@
                 <w:sz w:val="19"/>
                 <w:lang w:val="es-CO"/>
               </w:rPr>
-              <w:t xml:space="preserve">Extremo sin pata de gallina</w:t>
-            </w:r>
-          </w:p>
-        </w:tc>
-        <w:tc>
-          <w:tcPr/>
-          <w:p>
-            <w:pPr>
-              <w:pStyle w:val="Compact"/>
-            </w:pPr>
-            <w:r>
-              <w:rPr>
-                <w:sz w:val="19"/>
-                <w:lang w:val="es-CO"/>
-              </w:rPr>
-              <w:t xml:space="preserve">Ese extremo es</w:t>
-            </w:r>
-            <w:r>
-              <w:rPr>
-                <w:sz w:val="19"/>
-                <w:lang w:val="es-CO"/>
-              </w:rPr>
-              <w:t xml:space="preserve"> </w:t>
-            </w:r>
-            <w:r>
-              <w:rPr>
-                <w:sz w:val="19"/>
-                <w:lang w:val="es-CO"/>
-              </w:rPr>
-              <w:t xml:space="preserve">“uno y solo uno”</w:t>
+              <w:t xml:space="preserve">Extremo sin pata</w:t>
+            </w:r>
+          </w:p>
+        </w:tc>
+        <w:tc>
+          <w:tcPr/>
+          <w:p>
+            <w:pPr>
+              <w:pStyle w:val="Compact"/>
+            </w:pPr>
+            <w:r>
+              <w:rPr>
+                <w:sz w:val="19"/>
+                <w:lang w:val="es-CO"/>
+              </w:rPr>
+              <w:t xml:space="preserve">Uno y solo uno</w:t>
             </w:r>
           </w:p>
         </w:tc>
@@ -883,22 +729,22 @@
                 <w:sz w:val="19"/>
                 <w:lang w:val="es-CO"/>
               </w:rPr>
-              <w:t xml:space="preserve">Barra que cruza la línea junto a una entidad</w:t>
-            </w:r>
-          </w:p>
-        </w:tc>
-        <w:tc>
-          <w:tcPr/>
-          <w:p>
-            <w:pPr>
-              <w:pStyle w:val="Compact"/>
-            </w:pPr>
-            <w:r>
-              <w:rPr>
-                <w:sz w:val="19"/>
-                <w:lang w:val="es-CO"/>
-              </w:rPr>
-              <w:t xml:space="preserve">La relación forma parte del identificador de esa entidad (relación identificadora)</w:t>
+              <w:t xml:space="preserve">Barra junto a entidad</w:t>
+            </w:r>
+          </w:p>
+        </w:tc>
+        <w:tc>
+          <w:tcPr/>
+          <w:p>
+            <w:pPr>
+              <w:pStyle w:val="Compact"/>
+            </w:pPr>
+            <w:r>
+              <w:rPr>
+                <w:sz w:val="19"/>
+                <w:lang w:val="es-CO"/>
+              </w:rPr>
+              <w:t xml:space="preserve">Relación identificadora</w:t>
             </w:r>
           </w:p>
         </w:tc>
@@ -930,7 +776,7 @@
                 <w:sz w:val="19"/>
                 <w:lang w:val="es-CO"/>
               </w:rPr>
-              <w:t xml:space="preserve">Subtipos VETERINARIO y AUXILIAR (especialización llevada a tablas)</w:t>
+              <w:t xml:space="preserve">Subtipos VETERINARIO y AUXILIAR</w:t>
             </w:r>
           </w:p>
         </w:tc>
@@ -944,7 +790,7 @@
         <w:rPr>
           <w:lang w:val="es-CO"/>
         </w:rPr>
-        <w:t xml:space="preserve">Cada relación se lee en ambos sentidos. CIUDAD debe pertenecer a un DEPARTAMENTO (mitad junto a CIUDAD continua; extremo DEPARTAMENTO sin pata). Un DEPARTAMENTO puede tener ciudades (mitad junto a DEPARTAMENTO discontinua; extremo CIUDAD con pata). La obligatoriedad de cada mitad corresponde a la entidad junto a esa mitad.</w:t>
+        <w:t xml:space="preserve">Cada mitad indica la obligatoriedad de la entidad contigua: CIUDAD debe pertenecer a un DEPARTAMENTO; este puede tener ciudades.</w:t>
       </w:r>
     </w:p>
     <w:p>
@@ -1009,7 +855,7 @@
       <w:pPr>
         <w:pStyle w:val="Heading2"/>
       </w:pPr>
-      <w:bookmarkStart w:id="24" w:name="_47f8744d2886845bafbae46de6e0a9ab983284c"/>
+      <w:bookmarkStart w:id="24" w:name="_observaciones"/>
       <w:r>
         <w:rPr>
           <w:rStyle w:val="SectionNumber"/>
@@ -1024,7 +870,7 @@
         <w:rPr>
           <w:lang w:val="es-CO"/>
         </w:rPr>
-        <w:t xml:space="preserve">Observaciones del modelo Barker</w:t>
+        <w:t xml:space="preserve">Observaciones</w:t>
       </w:r>
       <w:bookmarkEnd w:id="24"/>
     </w:p>
@@ -1042,7 +888,7 @@
           <w:bCs/>
           <w:lang w:val="es-CO"/>
         </w:rPr>
-        <w:t xml:space="preserve">Subtipos.</w:t>
+        <w:t xml:space="preserve">Subtipos:</w:t>
       </w:r>
       <w:r>
         <w:rPr>
@@ -1054,31 +900,7 @@
         <w:rPr>
           <w:lang w:val="es-CO"/>
         </w:rPr>
-        <w:t xml:space="preserve">VETERINARIO y AUXILIAR aparecen como entidades unidas a EMPLEADO por relaciones 1:1</w:t>
-      </w:r>
-      <w:r>
-        <w:rPr>
-          <w:lang w:val="es-CO"/>
-        </w:rPr>
-        <w:t xml:space="preserve"> </w:t>
-      </w:r>
-      <w:r>
-        <w:rPr>
-          <w:lang w:val="es-CO"/>
-        </w:rPr>
-        <w:t xml:space="preserve">identificadoras, que representa la especialización llevada a tablas (opción 8A del documento de</w:t>
-      </w:r>
-      <w:r>
-        <w:rPr>
-          <w:lang w:val="es-CO"/>
-        </w:rPr>
-        <w:t xml:space="preserve"> </w:t>
-      </w:r>
-      <w:r>
-        <w:rPr>
-          <w:lang w:val="es-CO"/>
-        </w:rPr>
-        <w:t xml:space="preserve">modelo extendido). Las relaciones ATENDER (con CITA), CERTIFICAR y ASISTIR se conectan al subtipo.</w:t>
+        <w:t xml:space="preserve">opción 8A; ATENDER, CERTIFICAR y ASISTIR apuntan al subtipo correspondiente.</w:t>
       </w:r>
     </w:p>
     <w:p>
@@ -1095,7 +917,7 @@
           <w:bCs/>
           <w:lang w:val="es-CO"/>
         </w:rPr>
-        <w:t xml:space="preserve">Relaciones identificadoras.</w:t>
+        <w:t xml:space="preserve">Identificadoras:</w:t>
       </w:r>
       <w:r>
         <w:rPr>
@@ -1107,7 +929,20 @@
         <w:rPr>
           <w:lang w:val="es-CO"/>
         </w:rPr>
-        <w:t xml:space="preserve">DETALLE_FACTURA (entidad débil) y las entidades de intersección marcan con</w:t>
+        <w:t xml:space="preserve">DETALLE_FACTURA e intersecciones heredan UID (</w:t>
+      </w:r>
+      <w:r>
+        <w:rPr>
+          <w:rStyle w:val="VerbatimChar"/>
+          <w:lang w:val="es-CO"/>
+        </w:rPr>
+        <w:t xml:space="preserve">#</w:t>
+      </w:r>
+      <w:r>
+        <w:rPr>
+          <w:lang w:val="es-CO"/>
+        </w:rPr>
+        <w:t xml:space="preserve">,</w:t>
       </w:r>
       <w:r>
         <w:rPr>
@@ -1120,44 +955,13 @@
           <w:rStyle w:val="VerbatimChar"/>
           <w:lang w:val="es-CO"/>
         </w:rPr>
-        <w:t xml:space="preserve">#</w:t>
-      </w:r>
-      <w:r>
-        <w:rPr>
-          <w:lang w:val="es-CO"/>
-        </w:rPr>
-        <w:t xml:space="preserve"> </w:t>
-      </w:r>
-      <w:r>
-        <w:rPr>
-          <w:lang w:val="es-CO"/>
-        </w:rPr>
-        <w:t xml:space="preserve">y</w:t>
-      </w:r>
-      <w:r>
-        <w:rPr>
-          <w:lang w:val="es-CO"/>
-        </w:rPr>
-        <w:t xml:space="preserve"> </w:t>
-      </w:r>
-      <w:r>
-        <w:rPr>
-          <w:rStyle w:val="VerbatimChar"/>
-          <w:lang w:val="es-CO"/>
-        </w:rPr>
         <w:t xml:space="preserve">[FK]</w:t>
       </w:r>
       <w:r>
         <w:rPr>
           <w:lang w:val="es-CO"/>
         </w:rPr>
-        <w:t xml:space="preserve"> </w:t>
-      </w:r>
-      <w:r>
-        <w:rPr>
-          <w:lang w:val="es-CO"/>
-        </w:rPr>
-        <w:t xml:space="preserve">las columnas del UID heredadas de la entidad padre.</w:t>
+        <w:t xml:space="preserve">).</w:t>
       </w:r>
     </w:p>
     <w:p>
@@ -1174,7 +978,7 @@
           <w:bCs/>
           <w:lang w:val="es-CO"/>
         </w:rPr>
-        <w:t xml:space="preserve">Relaciones 1:1.</w:t>
+        <w:t xml:space="preserve">1:1:</w:t>
       </w:r>
       <w:r>
         <w:rPr>
@@ -1186,7 +990,7 @@
         <w:rPr>
           <w:lang w:val="es-CO"/>
         </w:rPr>
-        <w:t xml:space="preserve">DIRIGIR, TENER y GENERAR no tienen pata de gallina en ningún extremo.</w:t>
+        <w:t xml:space="preserve">DIRIGIR, TENER y GENERAR, sin patas.</w:t>
       </w:r>
     </w:p>
     <w:p>
@@ -1203,7 +1007,7 @@
           <w:bCs/>
           <w:lang w:val="es-CO"/>
         </w:rPr>
-        <w:t xml:space="preserve">Relación circular.</w:t>
+        <w:t xml:space="preserve">Ciclo SEDE–EMPLEADO:</w:t>
       </w:r>
       <w:r>
         <w:rPr>
@@ -1215,14 +1019,14 @@
         <w:rPr>
           <w:lang w:val="es-CO"/>
         </w:rPr>
-        <w:t xml:space="preserve">SEDE y EMPLEADO se relacionan dos veces: LABORAR (1:N) y DIRIGIR (1:1).</w:t>
+        <w:t xml:space="preserve">LABORAR (1:N) y DIRIGIR (1:1).</w:t>
       </w:r>
     </w:p>
     <w:p>
       <w:pPr>
         <w:pStyle w:val="Heading1"/>
       </w:pPr>
-      <w:bookmarkStart w:id="25" w:name="_40b9a444e066f25d899b2eadde2553f0207679e"/>
+      <w:bookmarkStart w:id="25" w:name="_08e03a0242717f1a86fdbec2025590c3d5d46a5"/>
       <w:r>
         <w:rPr>
           <w:rStyle w:val="SectionNumber"/>
@@ -1237,7 +1041,7 @@
         <w:rPr>
           <w:lang w:val="es-CO"/>
         </w:rPr>
-        <w:t xml:space="preserve">Notación Crow’s Foot (pata de gallina)</w:t>
+        <w:t xml:space="preserve">Crow’s Foot</w:t>
       </w:r>
       <w:bookmarkEnd w:id="25"/>
     </w:p>
@@ -1449,7 +1253,7 @@
         <w:rPr>
           <w:lang w:val="es-CO"/>
         </w:rPr>
-        <w:t xml:space="preserve">El símbolo más cercano a la entidad indica el</w:t>
+        <w:t xml:space="preserve">Símbolo cercano: máximo; lejano: mínimo. CLIENTE tiene dos barras; MASCOTA,</w:t>
       </w:r>
       <w:r>
         <w:rPr>
@@ -1459,64 +1263,6 @@
       </w:r>
       <w:r>
         <w:rPr>
-          <w:b/>
-          <w:bCs/>
-          <w:lang w:val="es-CO"/>
-        </w:rPr>
-        <w:t xml:space="preserve">máximo</w:t>
-      </w:r>
-      <w:r>
-        <w:rPr>
-          <w:lang w:val="es-CO"/>
-        </w:rPr>
-        <w:t xml:space="preserve"> </w:t>
-      </w:r>
-      <w:r>
-        <w:rPr>
-          <w:lang w:val="es-CO"/>
-        </w:rPr>
-        <w:t xml:space="preserve">y el más alejado el</w:t>
-      </w:r>
-      <w:r>
-        <w:rPr>
-          <w:lang w:val="es-CO"/>
-        </w:rPr>
-        <w:t xml:space="preserve"> </w:t>
-      </w:r>
-      <w:r>
-        <w:rPr>
-          <w:b/>
-          <w:bCs/>
-          <w:lang w:val="es-CO"/>
-        </w:rPr>
-        <w:t xml:space="preserve">mínimo</w:t>
-      </w:r>
-      <w:r>
-        <w:rPr>
-          <w:lang w:val="es-CO"/>
-        </w:rPr>
-        <w:t xml:space="preserve">. Por ejemplo, entre CLIENTE y</w:t>
-      </w:r>
-      <w:r>
-        <w:rPr>
-          <w:lang w:val="es-CO"/>
-        </w:rPr>
-        <w:t xml:space="preserve"> </w:t>
-      </w:r>
-      <w:r>
-        <w:rPr>
-          <w:lang w:val="es-CO"/>
-        </w:rPr>
-        <w:t xml:space="preserve">MASCOTA el extremo de CLIENTE tiene dos barras (toda mascota tiene exactamente un propietario) y el extremo de MASCOTA es</w:t>
-      </w:r>
-      <w:r>
-        <w:rPr>
-          <w:lang w:val="es-CO"/>
-        </w:rPr>
-        <w:t xml:space="preserve"> </w:t>
-      </w:r>
-      <w:r>
-        <w:rPr>
           <w:rStyle w:val="VerbatimChar"/>
           <w:lang w:val="es-CO"/>
         </w:rPr>
@@ -1526,13 +1272,7 @@
         <w:rPr>
           <w:lang w:val="es-CO"/>
         </w:rPr>
-        <w:t xml:space="preserve"> </w:t>
-      </w:r>
-      <w:r>
-        <w:rPr>
-          <w:lang w:val="es-CO"/>
-        </w:rPr>
-        <w:t xml:space="preserve">(un cliente puede tener cero o muchas mascotas).</w:t>
+        <w:t xml:space="preserve">: toda mascota tiene dueño; CLIENTE puede tener cero mascotas.</w:t>
       </w:r>
     </w:p>
     <w:p>
@@ -1601,7 +1341,7 @@
         <w:rPr>
           <w:lang w:val="es-CO"/>
         </w:rPr>
-        <w:t xml:space="preserve">Las marcas #, * y o indican identificador, atributo obligatorio y atributo opcional; PK/FK y UQn identifican llaves y grupos UNIQUE. Las líneas identificadoras son continuas y las demás, discontinuas. Las cardinalidades se derivan del DDL: el padre puede tener cero hijos y UNIQUE limita el máximo a uno. Las participaciones mínimas conceptuales requieren reglas adicionales.</w:t>
+        <w:t xml:space="preserve">PK/FK y UQn indican llaves y grupos UNIQUE. Las líneas identificadoras son continuas; las demás, discontinuas. El DDL admite padres sin hijos y UNIQUE limita el máximo a uno; los mínimos conceptuales requieren reglas adicionales.</w:t>
       </w:r>
     </w:p>
     <w:p>
@@ -1972,7 +1712,7 @@
       <w:pPr>
         <w:pStyle w:val="Heading1"/>
       </w:pPr>
-      <w:bookmarkStart w:id="30" w:name="_764cadd5782a225111a09e4979861b01896e3b4"/>
+      <w:bookmarkStart w:id="30" w:name="_438591ba5da3530aed1953a025f9e1d2f4556c0"/>
       <w:r>
         <w:rPr>
           <w:rStyle w:val="SectionNumber"/>
@@ -1987,7 +1727,7 @@
         <w:rPr>
           <w:lang w:val="es-CO"/>
         </w:rPr>
-        <w:t xml:space="preserve">Construcción y archivos editables en Draw.io</w:t>
+        <w:t xml:space="preserve">Archivos editables</w:t>
       </w:r>
       <w:bookmarkEnd w:id="30"/>
     </w:p>
@@ -1999,7 +1739,7 @@
         <w:rPr>
           <w:lang w:val="es-CO"/>
         </w:rPr>
-        <w:t xml:space="preserve">Se leyó el DDL sin modificarlo, se ubicaron las tablas por área y se dibujaron las relaciones desde nulabilidad, PK, UNIQUE y FK. Barker utiliza dos mitades con obligatoriedad independiente; las llaves foráneas no se escriben como atributos porque las muestra la relación. Crow’s Foot utiliza símbolos de mínimo y máximo. Las hojas por área muestran solo las tablas de esa área.</w:t>
+        <w:t xml:space="preserve">Distribución por áreas desde nulabilidad, PK, UNIQUE y FK del DDL. Barker expresa las FK mediante relaciones.</w:t>
       </w:r>
     </w:p>
     <w:tbl>
@@ -2166,7 +1906,7 @@
         <w:rPr>
           <w:lang w:val="es-CO"/>
         </w:rPr>
-        <w:t xml:space="preserve">Las fuentes</w:t>
+        <w:t xml:space="preserve">Entrega:</w:t>
       </w:r>
       <w:r>
         <w:rPr>
@@ -2185,38 +1925,7 @@
         <w:rPr>
           <w:lang w:val="es-CO"/>
         </w:rPr>
-        <w:t xml:space="preserve"> </w:t>
-      </w:r>
-      <w:r>
-        <w:rPr>
-          <w:lang w:val="es-CO"/>
-        </w:rPr>
-        <w:t xml:space="preserve">y sus exportaciones PNG y PDF son la entrega vigente; los</w:t>
-      </w:r>
-      <w:r>
-        <w:rPr>
-          <w:lang w:val="es-CO"/>
-        </w:rPr>
-        <w:t xml:space="preserve"> </w:t>
-      </w:r>
-      <w:r>
-        <w:rPr>
-          <w:rStyle w:val="VerbatimChar"/>
-          <w:lang w:val="es-CO"/>
-        </w:rPr>
-        <w:t xml:space="preserve">.mwb</w:t>
-      </w:r>
-      <w:r>
-        <w:rPr>
-          <w:lang w:val="es-CO"/>
-        </w:rPr>
-        <w:t xml:space="preserve"> </w:t>
-      </w:r>
-      <w:r>
-        <w:rPr>
-          <w:lang w:val="es-CO"/>
-        </w:rPr>
-        <w:t xml:space="preserve">y sus exportaciones anteriores quedan como material histórico de respaldo.</w:t>
+        <w:t xml:space="preserve">, PNG y PDF.</w:t>
       </w:r>
     </w:p>
     <w:sectPr>

--- a/documentos/fase1/05_Modelo_ER_Barker_CrowsFoot.docx
+++ b/documentos/fase1/05_Modelo_ER_Barker_CrowsFoot.docx
@@ -312,7 +312,7 @@
         <w:rPr>
           <w:lang w:val="es-CO"/>
         </w:rPr>
-        <w:t xml:space="preserve">Barker y Crow’s Foot en Draw.io:</w:t>
+        <w:t xml:space="preserve">Los modelos Barker y Crow’s Foot se hicieron en Draw.io con</w:t>
       </w:r>
       <w:r>
         <w:rPr>
@@ -332,7 +332,7 @@
         <w:rPr>
           <w:lang w:val="es-CO"/>
         </w:rPr>
-        <w:t xml:space="preserve">, sin tipos SQL (incluidos en documento 6). Workbench: respaldo.</w:t>
+        <w:t xml:space="preserve">, sin tipos SQL (están en el documento 6). Workbench queda como respaldo.</w:t>
       </w:r>
     </w:p>
     <w:p>
@@ -1253,7 +1253,7 @@
         <w:rPr>
           <w:lang w:val="es-CO"/>
         </w:rPr>
-        <w:t xml:space="preserve">Símbolo cercano: máximo; lejano: mínimo. CLIENTE tiene dos barras; MASCOTA,</w:t>
+        <w:t xml:space="preserve">El símbolo cercano indica el máximo y el lejano el mínimo. CLIENTE lleva dos barras y MASCOTA lleva</w:t>
       </w:r>
       <w:r>
         <w:rPr>
@@ -1272,7 +1272,7 @@
         <w:rPr>
           <w:lang w:val="es-CO"/>
         </w:rPr>
-        <w:t xml:space="preserve">: toda mascota tiene dueño; CLIENTE puede tener cero mascotas.</w:t>
+        <w:t xml:space="preserve">: toda mascota tiene dueño, pero un cliente puede tener cero mascotas.</w:t>
       </w:r>
     </w:p>
     <w:p>
